--- a/Categorical data analysis/homework solution/Chapter 3.docx
+++ b/Categorical data analysis/homework solution/Chapter 3.docx
@@ -57,7 +57,6 @@
         <w:rPr>
           <w:b/>
           <w:bCs/>
-          <w:color w:val="FF0000"/>
         </w:rPr>
       </w:pPr>
       <w:r>
@@ -65,7 +64,6 @@
           <w:rFonts w:hint="eastAsia"/>
           <w:b/>
           <w:bCs/>
-          <w:color w:val="FF0000"/>
         </w:rPr>
         <w:t>3</w:t>
       </w:r>
@@ -74,7 +72,6 @@
           <w:rFonts w:hint="eastAsia"/>
           <w:b/>
           <w:bCs/>
-          <w:color w:val="FF0000"/>
         </w:rPr>
         <w:t>.</w:t>
       </w:r>
@@ -83,7 +80,6 @@
           <w:rFonts w:hint="eastAsia"/>
           <w:b/>
           <w:bCs/>
-          <w:color w:val="FF0000"/>
         </w:rPr>
         <w:t>2</w:t>
       </w:r>
@@ -92,7 +88,6 @@
           <w:rFonts w:hint="eastAsia"/>
           <w:b/>
           <w:bCs/>
-          <w:color w:val="FF0000"/>
         </w:rPr>
         <w:t xml:space="preserve"> </w:t>
       </w:r>
@@ -100,14 +95,10 @@
     <w:p>
       <w:pPr>
         <w:spacing w:line="360" w:lineRule="auto"/>
-        <w:rPr>
-          <w:color w:val="FF0000"/>
-        </w:rPr>
       </w:pPr>
       <w:r>
         <w:rPr>
           <w:rFonts w:hint="eastAsia"/>
-          <w:color w:val="FF0000"/>
         </w:rPr>
         <w:t xml:space="preserve">(a) As </w:t>
       </w:r>
@@ -115,7 +106,6 @@
         <m:r>
           <w:rPr>
             <w:rFonts w:ascii="Cambria Math" w:hAnsi="Cambria Math"/>
-            <w:color w:val="FF0000"/>
           </w:rPr>
           <m:t>x</m:t>
         </m:r>
@@ -123,33 +113,24 @@
       <w:r>
         <w:rPr>
           <w:rFonts w:hint="eastAsia"/>
-          <w:color w:val="FF0000"/>
         </w:rPr>
         <w:t xml:space="preserve"> increase 1 unit, the percentage of </w:t>
       </w:r>
       <w:r>
-        <w:rPr>
-          <w:color w:val="FF0000"/>
-        </w:rPr>
         <w:t>times the starting pitcher</w:t>
       </w:r>
       <w:r>
         <w:rPr>
           <w:rFonts w:hint="eastAsia"/>
-          <w:color w:val="FF0000"/>
         </w:rPr>
         <w:t xml:space="preserve"> </w:t>
       </w:r>
       <w:r>
-        <w:rPr>
-          <w:color w:val="FF0000"/>
-        </w:rPr>
         <w:t xml:space="preserve">pitched a complete game </w:t>
       </w:r>
       <w:r>
         <w:rPr>
           <w:rFonts w:hint="eastAsia"/>
-          <w:color w:val="FF0000"/>
         </w:rPr>
         <w:t>will decrease 6.62%.</w:t>
       </w:r>
@@ -157,14 +138,10 @@
     <w:p>
       <w:pPr>
         <w:spacing w:line="360" w:lineRule="auto"/>
-        <w:rPr>
-          <w:color w:val="FF0000"/>
-        </w:rPr>
       </w:pPr>
       <w:r>
         <w:rPr>
           <w:rFonts w:hint="eastAsia"/>
-          <w:color w:val="FF0000"/>
         </w:rPr>
         <w:t xml:space="preserve">(b) In the linear prediction, when </w:t>
       </w:r>
@@ -172,7 +149,6 @@
         <m:r>
           <w:rPr>
             <w:rFonts w:ascii="Cambria Math" w:hAnsi="Cambria Math"/>
-            <w:color w:val="FF0000"/>
           </w:rPr>
           <m:t>x=12</m:t>
         </m:r>
@@ -180,21 +156,18 @@
       <w:r>
         <w:rPr>
           <w:rFonts w:hint="eastAsia"/>
-          <w:color w:val="FF0000"/>
         </w:rPr>
         <w:t xml:space="preserve">, the </w:t>
       </w:r>
       <w:r>
         <w:rPr>
           <w:rFonts w:hint="eastAsia"/>
-          <w:color w:val="FF0000"/>
         </w:rPr>
         <w:t xml:space="preserve">estimated </w:t>
       </w:r>
       <w:r>
         <w:rPr>
           <w:rFonts w:hint="eastAsia"/>
-          <w:color w:val="FF0000"/>
         </w:rPr>
         <w:t xml:space="preserve">percentage becomes </w:t>
       </w:r>
@@ -202,22 +175,13 @@
         <m:r>
           <w:rPr>
             <w:rFonts w:ascii="Cambria Math" w:hAnsi="Cambria Math"/>
-            <w:color w:val="FF0000"/>
-          </w:rPr>
-          <m:t>-0.1014</m:t>
-        </m:r>
-        <m:r>
-          <w:rPr>
-            <w:rFonts w:ascii="Cambria Math" w:hAnsi="Cambria Math"/>
-            <w:color w:val="FF0000"/>
-          </w:rPr>
-          <m:t xml:space="preserve"> </m:t>
+          </w:rPr>
+          <m:t xml:space="preserve">-0.1014 </m:t>
         </m:r>
       </m:oMath>
       <w:r>
         <w:rPr>
           <w:rFonts w:hint="eastAsia"/>
-          <w:color w:val="FF0000"/>
         </w:rPr>
         <w:t>(</w:t>
       </w:r>
@@ -225,7 +189,6 @@
         <m:r>
           <w:rPr>
             <w:rFonts w:ascii="Cambria Math" w:hAnsi="Cambria Math"/>
-            <w:color w:val="FF0000"/>
           </w:rPr>
           <m:t>-</m:t>
         </m:r>
@@ -233,21 +196,18 @@
       <w:r>
         <w:rPr>
           <w:rFonts w:hint="eastAsia"/>
-          <w:color w:val="FF0000"/>
         </w:rPr>
         <w:t>10.14%)</w:t>
       </w:r>
       <w:r>
         <w:rPr>
           <w:rFonts w:hint="eastAsia"/>
-          <w:color w:val="FF0000"/>
         </w:rPr>
         <w:t xml:space="preserve">, which is below zero. In the logistic regression, </w:t>
       </w:r>
       <w:r>
         <w:rPr>
           <w:rFonts w:hint="eastAsia"/>
-          <w:color w:val="FF0000"/>
         </w:rPr>
         <w:t xml:space="preserve">when </w:t>
       </w:r>
@@ -255,7 +215,6 @@
         <m:r>
           <w:rPr>
             <w:rFonts w:ascii="Cambria Math" w:hAnsi="Cambria Math"/>
-            <w:color w:val="FF0000"/>
           </w:rPr>
           <m:t>x=12</m:t>
         </m:r>
@@ -263,83 +222,69 @@
       <w:r>
         <w:rPr>
           <w:rFonts w:hint="eastAsia"/>
-          <w:color w:val="FF0000"/>
         </w:rPr>
         <w:t xml:space="preserve">, the estimated percentage is </w:t>
       </w:r>
       <w:r>
         <w:rPr>
           <w:rFonts w:hint="eastAsia"/>
-          <w:color w:val="FF0000"/>
         </w:rPr>
         <w:t>0.034 (</w:t>
       </w:r>
       <w:r>
         <w:rPr>
           <w:rFonts w:hint="eastAsia"/>
-          <w:color w:val="FF0000"/>
         </w:rPr>
         <w:t>3.4%</w:t>
       </w:r>
       <w:r>
         <w:rPr>
           <w:rFonts w:hint="eastAsia"/>
-          <w:color w:val="FF0000"/>
         </w:rPr>
         <w:t>)</w:t>
       </w:r>
       <w:r>
         <w:rPr>
           <w:rFonts w:hint="eastAsia"/>
-          <w:color w:val="FF0000"/>
         </w:rPr>
         <w:t xml:space="preserve">. The prediction of logistic regression is more plausible since </w:t>
       </w:r>
       <w:r>
         <w:rPr>
           <w:rFonts w:hint="eastAsia"/>
-          <w:color w:val="FF0000"/>
         </w:rPr>
         <w:t xml:space="preserve">it is between 0 and 1, while </w:t>
       </w:r>
       <w:r>
         <w:rPr>
           <w:rFonts w:hint="eastAsia"/>
-          <w:color w:val="FF0000"/>
         </w:rPr>
         <w:t>the prediction</w:t>
       </w:r>
       <w:r>
         <w:rPr>
           <w:rFonts w:hint="eastAsia"/>
-          <w:color w:val="FF0000"/>
         </w:rPr>
         <w:t xml:space="preserve"> of linear model</w:t>
       </w:r>
       <w:r>
         <w:rPr>
           <w:rFonts w:hint="eastAsia"/>
-          <w:color w:val="FF0000"/>
         </w:rPr>
         <w:t xml:space="preserve"> </w:t>
       </w:r>
       <w:r>
         <w:rPr>
           <w:rFonts w:hint="eastAsia"/>
-          <w:color w:val="FF0000"/>
         </w:rPr>
         <w:t xml:space="preserve">is below 0, which </w:t>
       </w:r>
       <w:r>
-        <w:rPr>
-          <w:color w:val="FF0000"/>
-        </w:rPr>
         <w:t>isn’t</w:t>
       </w:r>
       <w:r>
         <w:rPr>
           <w:rFonts w:hint="eastAsia"/>
-          <w:color w:val="FF0000"/>
         </w:rPr>
         <w:t xml:space="preserve"> reasonable.</w:t>
       </w:r>
@@ -350,7 +295,6 @@
         <w:rPr>
           <w:b/>
           <w:bCs/>
-          <w:color w:val="FF0000"/>
         </w:rPr>
       </w:pPr>
       <w:r>
@@ -358,7 +302,6 @@
           <w:rFonts w:hint="eastAsia"/>
           <w:b/>
           <w:bCs/>
-          <w:color w:val="FF0000"/>
         </w:rPr>
         <w:t>3</w:t>
       </w:r>
@@ -367,7 +310,6 @@
           <w:rFonts w:hint="eastAsia"/>
           <w:b/>
           <w:bCs/>
-          <w:color w:val="FF0000"/>
         </w:rPr>
         <w:t>.</w:t>
       </w:r>
@@ -376,7 +318,6 @@
           <w:rFonts w:hint="eastAsia"/>
           <w:b/>
           <w:bCs/>
-          <w:color w:val="FF0000"/>
         </w:rPr>
         <w:t>5</w:t>
       </w:r>
@@ -384,21 +325,16 @@
     <w:p>
       <w:pPr>
         <w:spacing w:line="360" w:lineRule="auto"/>
-        <w:rPr>
-          <w:color w:val="FF0000"/>
-        </w:rPr>
       </w:pPr>
       <w:r>
         <w:rPr>
           <w:rFonts w:hint="eastAsia"/>
-          <w:color w:val="FF0000"/>
         </w:rPr>
         <w:t>(a) The estimated linear regression model is: </w:t>
       </w:r>
       <w:r>
         <w:rPr>
           <w:rFonts w:hint="eastAsia"/>
-          <w:color w:val="FF0000"/>
         </w:rPr>
         <w:t> </w:t>
       </w:r>
@@ -409,7 +345,6 @@
               <w:rPr>
                 <w:rFonts w:ascii="Cambria Math" w:hAnsi="Cambria Math"/>
                 <w:i/>
-                <w:color w:val="FF0000"/>
               </w:rPr>
             </m:ctrlPr>
           </m:accPr>
@@ -417,7 +352,6 @@
             <m:r>
               <w:rPr>
                 <w:rFonts w:ascii="Cambria Math" w:hAnsi="Cambria Math"/>
-                <w:color w:val="FF0000"/>
               </w:rPr>
               <m:t>P</m:t>
             </m:r>
@@ -429,7 +363,6 @@
               <w:rPr>
                 <w:rFonts w:ascii="Cambria Math" w:hAnsi="Cambria Math"/>
                 <w:i/>
-                <w:color w:val="FF0000"/>
               </w:rPr>
             </m:ctrlPr>
           </m:dPr>
@@ -437,7 +370,6 @@
             <m:r>
               <w:rPr>
                 <w:rFonts w:ascii="Cambria Math" w:hAnsi="Cambria Math"/>
-                <w:color w:val="FF0000"/>
               </w:rPr>
               <m:t>Y=1</m:t>
             </m:r>
@@ -446,7 +378,6 @@
         <m:r>
           <w:rPr>
             <w:rFonts w:ascii="Cambria Math" w:hAnsi="Cambria Math"/>
-            <w:color w:val="FF0000"/>
           </w:rPr>
           <m:t>=-0.145+0.323×</m:t>
         </m:r>
@@ -456,7 +387,6 @@
           </m:rPr>
           <w:rPr>
             <w:rFonts w:ascii="Cambria Math" w:hAnsi="Cambria Math"/>
-            <w:color w:val="FF0000"/>
           </w:rPr>
           <m:t>weight</m:t>
         </m:r>
@@ -464,7 +394,6 @@
       <w:r>
         <w:rPr>
           <w:rFonts w:hint="eastAsia"/>
-          <w:color w:val="FF0000"/>
         </w:rPr>
         <w:t>.</w:t>
       </w:r>
@@ -472,14 +401,10 @@
     <w:p>
       <w:pPr>
         <w:spacing w:line="360" w:lineRule="auto"/>
-        <w:rPr>
-          <w:color w:val="FF0000"/>
-        </w:rPr>
       </w:pPr>
       <w:r>
         <w:rPr>
           <w:rFonts w:hint="eastAsia"/>
-          <w:color w:val="FF0000"/>
         </w:rPr>
         <w:t xml:space="preserve">When weight is equal to 0, the estimated probability of </w:t>
       </w:r>
@@ -487,7 +412,6 @@
         <m:r>
           <w:rPr>
             <w:rFonts w:ascii="Cambria Math" w:hAnsi="Cambria Math"/>
-            <w:color w:val="FF0000"/>
           </w:rPr>
           <m:t>Y=1</m:t>
         </m:r>
@@ -495,7 +419,6 @@
       <w:r>
         <w:rPr>
           <w:rFonts w:hint="eastAsia"/>
-          <w:color w:val="FF0000"/>
         </w:rPr>
         <w:t xml:space="preserve"> is </w:t>
       </w:r>
@@ -503,7 +426,6 @@
         <m:r>
           <w:rPr>
             <w:rFonts w:ascii="Cambria Math" w:hAnsi="Cambria Math"/>
-            <w:color w:val="FF0000"/>
           </w:rPr>
           <m:t>-0.145</m:t>
         </m:r>
@@ -511,7 +433,6 @@
       <w:r>
         <w:rPr>
           <w:rFonts w:hint="eastAsia"/>
-          <w:color w:val="FF0000"/>
         </w:rPr>
         <w:t>. As weight increase 1 unit, the estimated probability will increase by 0.323.</w:t>
       </w:r>
@@ -519,41 +440,31 @@
     <w:p>
       <w:pPr>
         <w:spacing w:line="360" w:lineRule="auto"/>
-        <w:rPr>
-          <w:color w:val="FF0000"/>
-        </w:rPr>
       </w:pPr>
       <w:r>
         <w:rPr>
           <w:rFonts w:hint="eastAsia"/>
-          <w:color w:val="FF0000"/>
         </w:rPr>
         <w:t xml:space="preserve">At a weight of 5.20 kg, </w:t>
       </w:r>
       <w:r>
         <w:rPr>
           <w:rFonts w:hint="eastAsia"/>
-          <w:color w:val="FF0000"/>
         </w:rPr>
         <w:t>t</w:t>
       </w:r>
       <w:r>
         <w:rPr>
           <w:rFonts w:hint="eastAsia"/>
-          <w:color w:val="FF0000"/>
         </w:rPr>
         <w:t>he estimated probability is 1.533. Since 1.533 is larger than 1, it</w:t>
       </w:r>
       <w:r>
-        <w:rPr>
-          <w:color w:val="FF0000"/>
-        </w:rPr>
         <w:t>’</w:t>
       </w:r>
       <w:r>
         <w:rPr>
           <w:rFonts w:hint="eastAsia"/>
-          <w:color w:val="FF0000"/>
         </w:rPr>
         <w:t>s not reasonable.</w:t>
       </w:r>
@@ -561,14 +472,10 @@
     <w:p>
       <w:pPr>
         <w:spacing w:line="360" w:lineRule="auto"/>
-        <w:rPr>
-          <w:color w:val="FF0000"/>
-        </w:rPr>
       </w:pPr>
       <w:r>
         <w:rPr>
           <w:rFonts w:hint="eastAsia"/>
-          <w:color w:val="FF0000"/>
         </w:rPr>
         <w:t xml:space="preserve">(b) The estimated logistic regression is: </w:t>
       </w:r>
@@ -579,7 +486,6 @@
               <w:rPr>
                 <w:rFonts w:ascii="Cambria Math" w:hAnsi="Cambria Math"/>
                 <w:i/>
-                <w:color w:val="FF0000"/>
               </w:rPr>
             </m:ctrlPr>
           </m:funcPr>
@@ -590,7 +496,6 @@
               </m:rPr>
               <w:rPr>
                 <w:rFonts w:ascii="Cambria Math" w:hAnsi="Cambria Math"/>
-                <w:color w:val="FF0000"/>
               </w:rPr>
               <m:t>log</m:t>
             </m:r>
@@ -602,7 +507,6 @@
                   <w:rPr>
                     <w:rFonts w:ascii="Cambria Math" w:hAnsi="Cambria Math"/>
                     <w:i/>
-                    <w:color w:val="FF0000"/>
                   </w:rPr>
                 </m:ctrlPr>
               </m:dPr>
@@ -613,7 +517,6 @@
                       <w:rPr>
                         <w:rFonts w:ascii="Cambria Math" w:hAnsi="Cambria Math"/>
                         <w:i/>
-                        <w:color w:val="FF0000"/>
                       </w:rPr>
                     </m:ctrlPr>
                   </m:fPr>
@@ -624,7 +527,6 @@
                       </m:rPr>
                       <w:rPr>
                         <w:rFonts w:ascii="Cambria Math" w:hAnsi="Cambria Math" w:hint="eastAsia"/>
-                        <w:color w:val="FF0000"/>
                       </w:rPr>
                       <m:t> </m:t>
                     </m:r>
@@ -634,7 +536,6 @@
                           <w:rPr>
                             <w:rFonts w:ascii="Cambria Math" w:hAnsi="Cambria Math"/>
                             <w:i/>
-                            <w:color w:val="FF0000"/>
                           </w:rPr>
                         </m:ctrlPr>
                       </m:accPr>
@@ -642,7 +543,6 @@
                         <m:r>
                           <w:rPr>
                             <w:rFonts w:ascii="Cambria Math" w:hAnsi="Cambria Math"/>
-                            <w:color w:val="FF0000"/>
                           </w:rPr>
                           <m:t>P</m:t>
                         </m:r>
@@ -654,7 +554,6 @@
                           <w:rPr>
                             <w:rFonts w:ascii="Cambria Math" w:hAnsi="Cambria Math"/>
                             <w:i/>
-                            <w:color w:val="FF0000"/>
                           </w:rPr>
                         </m:ctrlPr>
                       </m:dPr>
@@ -662,7 +561,6 @@
                         <m:r>
                           <w:rPr>
                             <w:rFonts w:ascii="Cambria Math" w:hAnsi="Cambria Math"/>
-                            <w:color w:val="FF0000"/>
                           </w:rPr>
                           <m:t>Y=1</m:t>
                         </m:r>
@@ -673,7 +571,6 @@
                     <m:r>
                       <w:rPr>
                         <w:rFonts w:ascii="Cambria Math" w:hAnsi="Cambria Math"/>
-                        <w:color w:val="FF0000"/>
                       </w:rPr>
                       <m:t>1-</m:t>
                     </m:r>
@@ -683,7 +580,6 @@
                       </m:rPr>
                       <w:rPr>
                         <w:rFonts w:ascii="Cambria Math" w:hAnsi="Cambria Math" w:hint="eastAsia"/>
-                        <w:color w:val="FF0000"/>
                       </w:rPr>
                       <m:t> </m:t>
                     </m:r>
@@ -693,7 +589,6 @@
                           <w:rPr>
                             <w:rFonts w:ascii="Cambria Math" w:hAnsi="Cambria Math"/>
                             <w:i/>
-                            <w:color w:val="FF0000"/>
                           </w:rPr>
                         </m:ctrlPr>
                       </m:accPr>
@@ -701,7 +596,6 @@
                         <m:r>
                           <w:rPr>
                             <w:rFonts w:ascii="Cambria Math" w:hAnsi="Cambria Math"/>
-                            <w:color w:val="FF0000"/>
                           </w:rPr>
                           <m:t>P</m:t>
                         </m:r>
@@ -713,7 +607,6 @@
                           <w:rPr>
                             <w:rFonts w:ascii="Cambria Math" w:hAnsi="Cambria Math"/>
                             <w:i/>
-                            <w:color w:val="FF0000"/>
                           </w:rPr>
                         </m:ctrlPr>
                       </m:dPr>
@@ -721,7 +614,6 @@
                         <m:r>
                           <w:rPr>
                             <w:rFonts w:ascii="Cambria Math" w:hAnsi="Cambria Math"/>
-                            <w:color w:val="FF0000"/>
                           </w:rPr>
                           <m:t>Y=1</m:t>
                         </m:r>
@@ -736,7 +628,6 @@
         <m:r>
           <w:rPr>
             <w:rFonts w:ascii="Cambria Math" w:hAnsi="Cambria Math"/>
-            <w:color w:val="FF0000"/>
           </w:rPr>
           <m:t>=-3.695+1.815×</m:t>
         </m:r>
@@ -746,7 +637,6 @@
           </m:rPr>
           <w:rPr>
             <w:rFonts w:ascii="Cambria Math" w:hAnsi="Cambria Math"/>
-            <w:color w:val="FF0000"/>
           </w:rPr>
           <m:t>weight</m:t>
         </m:r>
@@ -754,7 +644,6 @@
       <w:r>
         <w:rPr>
           <w:rFonts w:hint="eastAsia"/>
-          <w:color w:val="FF0000"/>
         </w:rPr>
         <w:t>.</w:t>
       </w:r>
@@ -762,14 +651,10 @@
     <w:p>
       <w:pPr>
         <w:spacing w:line="360" w:lineRule="auto"/>
-        <w:rPr>
-          <w:color w:val="FF0000"/>
-        </w:rPr>
       </w:pPr>
       <w:r>
         <w:rPr>
           <w:rFonts w:hint="eastAsia"/>
-          <w:color w:val="FF0000"/>
         </w:rPr>
         <w:t>At a weight of 5.20 kg,  </w:t>
       </w:r>
@@ -780,7 +665,6 @@
               <w:rPr>
                 <w:rFonts w:ascii="Cambria Math" w:hAnsi="Cambria Math"/>
                 <w:i/>
-                <w:color w:val="FF0000"/>
               </w:rPr>
             </m:ctrlPr>
           </m:funcPr>
@@ -791,7 +675,6 @@
               </m:rPr>
               <w:rPr>
                 <w:rFonts w:ascii="Cambria Math" w:hAnsi="Cambria Math"/>
-                <w:color w:val="FF0000"/>
               </w:rPr>
               <m:t>log</m:t>
             </m:r>
@@ -803,7 +686,6 @@
                   <w:rPr>
                     <w:rFonts w:ascii="Cambria Math" w:hAnsi="Cambria Math"/>
                     <w:i/>
-                    <w:color w:val="FF0000"/>
                   </w:rPr>
                 </m:ctrlPr>
               </m:dPr>
@@ -814,7 +696,6 @@
                       <w:rPr>
                         <w:rFonts w:ascii="Cambria Math" w:hAnsi="Cambria Math"/>
                         <w:i/>
-                        <w:color w:val="FF0000"/>
                       </w:rPr>
                     </m:ctrlPr>
                   </m:fPr>
@@ -825,7 +706,6 @@
                       </m:rPr>
                       <w:rPr>
                         <w:rFonts w:ascii="Cambria Math" w:hAnsi="Cambria Math" w:hint="eastAsia"/>
-                        <w:color w:val="FF0000"/>
                       </w:rPr>
                       <m:t> </m:t>
                     </m:r>
@@ -835,7 +715,6 @@
                           <w:rPr>
                             <w:rFonts w:ascii="Cambria Math" w:hAnsi="Cambria Math"/>
                             <w:i/>
-                            <w:color w:val="FF0000"/>
                           </w:rPr>
                         </m:ctrlPr>
                       </m:accPr>
@@ -843,7 +722,6 @@
                         <m:r>
                           <w:rPr>
                             <w:rFonts w:ascii="Cambria Math" w:hAnsi="Cambria Math"/>
-                            <w:color w:val="FF0000"/>
                           </w:rPr>
                           <m:t>P</m:t>
                         </m:r>
@@ -855,7 +733,6 @@
                           <w:rPr>
                             <w:rFonts w:ascii="Cambria Math" w:hAnsi="Cambria Math"/>
                             <w:i/>
-                            <w:color w:val="FF0000"/>
                           </w:rPr>
                         </m:ctrlPr>
                       </m:dPr>
@@ -863,7 +740,6 @@
                         <m:r>
                           <w:rPr>
                             <w:rFonts w:ascii="Cambria Math" w:hAnsi="Cambria Math"/>
-                            <w:color w:val="FF0000"/>
                           </w:rPr>
                           <m:t>Y=1</m:t>
                         </m:r>
@@ -874,7 +750,6 @@
                     <m:r>
                       <w:rPr>
                         <w:rFonts w:ascii="Cambria Math" w:hAnsi="Cambria Math"/>
-                        <w:color w:val="FF0000"/>
                       </w:rPr>
                       <m:t>1-</m:t>
                     </m:r>
@@ -884,7 +759,6 @@
                       </m:rPr>
                       <w:rPr>
                         <w:rFonts w:ascii="Cambria Math" w:hAnsi="Cambria Math" w:hint="eastAsia"/>
-                        <w:color w:val="FF0000"/>
                       </w:rPr>
                       <m:t> </m:t>
                     </m:r>
@@ -894,7 +768,6 @@
                           <w:rPr>
                             <w:rFonts w:ascii="Cambria Math" w:hAnsi="Cambria Math"/>
                             <w:i/>
-                            <w:color w:val="FF0000"/>
                           </w:rPr>
                         </m:ctrlPr>
                       </m:accPr>
@@ -902,7 +775,6 @@
                         <m:r>
                           <w:rPr>
                             <w:rFonts w:ascii="Cambria Math" w:hAnsi="Cambria Math"/>
-                            <w:color w:val="FF0000"/>
                           </w:rPr>
                           <m:t>P</m:t>
                         </m:r>
@@ -914,7 +786,6 @@
                           <w:rPr>
                             <w:rFonts w:ascii="Cambria Math" w:hAnsi="Cambria Math"/>
                             <w:i/>
-                            <w:color w:val="FF0000"/>
                           </w:rPr>
                         </m:ctrlPr>
                       </m:dPr>
@@ -922,7 +793,6 @@
                         <m:r>
                           <w:rPr>
                             <w:rFonts w:ascii="Cambria Math" w:hAnsi="Cambria Math"/>
-                            <w:color w:val="FF0000"/>
                           </w:rPr>
                           <m:t>Y=1</m:t>
                         </m:r>
@@ -937,7 +807,6 @@
         <m:r>
           <w:rPr>
             <w:rFonts w:ascii="Cambria Math" w:hAnsi="Cambria Math"/>
-            <w:color w:val="FF0000"/>
           </w:rPr>
           <m:t>=5.744⟹</m:t>
         </m:r>
@@ -947,7 +816,6 @@
               <w:rPr>
                 <w:rFonts w:ascii="Cambria Math" w:hAnsi="Cambria Math"/>
                 <w:i/>
-                <w:color w:val="FF0000"/>
               </w:rPr>
             </m:ctrlPr>
           </m:accPr>
@@ -955,7 +823,6 @@
             <m:r>
               <w:rPr>
                 <w:rFonts w:ascii="Cambria Math" w:hAnsi="Cambria Math"/>
-                <w:color w:val="FF0000"/>
               </w:rPr>
               <m:t>P</m:t>
             </m:r>
@@ -967,7 +834,6 @@
               <w:rPr>
                 <w:rFonts w:ascii="Cambria Math" w:hAnsi="Cambria Math"/>
                 <w:i/>
-                <w:color w:val="FF0000"/>
               </w:rPr>
             </m:ctrlPr>
           </m:dPr>
@@ -975,7 +841,6 @@
             <m:r>
               <w:rPr>
                 <w:rFonts w:ascii="Cambria Math" w:hAnsi="Cambria Math"/>
-                <w:color w:val="FF0000"/>
               </w:rPr>
               <m:t>Y=1</m:t>
             </m:r>
@@ -984,7 +849,6 @@
         <m:r>
           <w:rPr>
             <w:rFonts w:ascii="Cambria Math" w:hAnsi="Cambria Math"/>
-            <w:color w:val="FF0000"/>
           </w:rPr>
           <m:t>=</m:t>
         </m:r>
@@ -994,7 +858,6 @@
               <w:rPr>
                 <w:rFonts w:ascii="Cambria Math" w:hAnsi="Cambria Math"/>
                 <w:i/>
-                <w:color w:val="FF0000"/>
               </w:rPr>
             </m:ctrlPr>
           </m:fPr>
@@ -1005,7 +868,6 @@
                   <w:rPr>
                     <w:rFonts w:ascii="Cambria Math" w:hAnsi="Cambria Math"/>
                     <w:i/>
-                    <w:color w:val="FF0000"/>
                   </w:rPr>
                 </m:ctrlPr>
               </m:sSupPr>
@@ -1013,7 +875,6 @@
                 <m:r>
                   <w:rPr>
                     <w:rFonts w:ascii="Cambria Math" w:hAnsi="Cambria Math"/>
-                    <w:color w:val="FF0000"/>
                   </w:rPr>
                   <m:t>e</m:t>
                 </m:r>
@@ -1022,7 +883,6 @@
                 <m:r>
                   <w:rPr>
                     <w:rFonts w:ascii="Cambria Math" w:hAnsi="Cambria Math"/>
-                    <w:color w:val="FF0000"/>
                   </w:rPr>
                   <m:t>5.744</m:t>
                 </m:r>
@@ -1033,7 +893,6 @@
             <m:r>
               <w:rPr>
                 <w:rFonts w:ascii="Cambria Math" w:hAnsi="Cambria Math"/>
-                <w:color w:val="FF0000"/>
               </w:rPr>
               <m:t>1+</m:t>
             </m:r>
@@ -1043,7 +902,6 @@
                   <w:rPr>
                     <w:rFonts w:ascii="Cambria Math" w:hAnsi="Cambria Math"/>
                     <w:i/>
-                    <w:color w:val="FF0000"/>
                   </w:rPr>
                 </m:ctrlPr>
               </m:sSupPr>
@@ -1051,7 +909,6 @@
                 <m:r>
                   <w:rPr>
                     <w:rFonts w:ascii="Cambria Math" w:hAnsi="Cambria Math"/>
-                    <w:color w:val="FF0000"/>
                   </w:rPr>
                   <m:t>e</m:t>
                 </m:r>
@@ -1060,7 +917,6 @@
                 <m:r>
                   <w:rPr>
                     <w:rFonts w:ascii="Cambria Math" w:hAnsi="Cambria Math"/>
-                    <w:color w:val="FF0000"/>
                   </w:rPr>
                   <m:t>5.744</m:t>
                 </m:r>
@@ -1071,7 +927,6 @@
         <m:r>
           <w:rPr>
             <w:rFonts w:ascii="Cambria Math" w:hAnsi="Cambria Math"/>
-            <w:color w:val="FF0000"/>
           </w:rPr>
           <m:t>=0.9968</m:t>
         </m:r>
@@ -1079,7 +934,6 @@
       <w:r>
         <w:rPr>
           <w:rFonts w:hint="eastAsia"/>
-          <w:color w:val="FF0000"/>
         </w:rPr>
         <w:t>.</w:t>
       </w:r>
@@ -1100,18 +954,22 @@
         </w:rPr>
         <w:t>3.6</w:t>
       </w:r>
+      <w:r>
+        <w:rPr>
+          <w:rFonts w:hint="eastAsia"/>
+          <w:b/>
+          <w:bCs/>
+        </w:rPr>
+        <w:t xml:space="preserve"> </w:t>
+      </w:r>
     </w:p>
     <w:p>
       <w:pPr>
         <w:spacing w:line="360" w:lineRule="auto"/>
-        <w:rPr>
-          <w:color w:val="FF0000"/>
-        </w:rPr>
       </w:pPr>
       <w:r>
         <w:rPr>
           <w:rFonts w:hint="eastAsia"/>
-          <w:color w:val="FF0000"/>
         </w:rPr>
         <w:t xml:space="preserve">(a) The estimated logistic regression is: </w:t>
       </w:r>
@@ -1122,7 +980,6 @@
               <w:rPr>
                 <w:rFonts w:ascii="Cambria Math" w:hAnsi="Cambria Math"/>
                 <w:i/>
-                <w:color w:val="FF0000"/>
               </w:rPr>
             </m:ctrlPr>
           </m:funcPr>
@@ -1133,7 +990,6 @@
               </m:rPr>
               <w:rPr>
                 <w:rFonts w:ascii="Cambria Math" w:hAnsi="Cambria Math"/>
-                <w:color w:val="FF0000"/>
               </w:rPr>
               <m:t>log</m:t>
             </m:r>
@@ -1145,7 +1001,6 @@
                   <w:rPr>
                     <w:rFonts w:ascii="Cambria Math" w:hAnsi="Cambria Math"/>
                     <w:i/>
-                    <w:color w:val="FF0000"/>
                   </w:rPr>
                 </m:ctrlPr>
               </m:dPr>
@@ -1156,7 +1011,6 @@
                       <w:rPr>
                         <w:rFonts w:ascii="Cambria Math" w:hAnsi="Cambria Math"/>
                         <w:i/>
-                        <w:color w:val="FF0000"/>
                       </w:rPr>
                     </m:ctrlPr>
                   </m:fPr>
@@ -1167,7 +1021,6 @@
                       </m:rPr>
                       <w:rPr>
                         <w:rFonts w:ascii="Cambria Math" w:hAnsi="Cambria Math" w:hint="eastAsia"/>
-                        <w:color w:val="FF0000"/>
                       </w:rPr>
                       <m:t> </m:t>
                     </m:r>
@@ -1177,7 +1030,6 @@
                           <w:rPr>
                             <w:rFonts w:ascii="Cambria Math" w:hAnsi="Cambria Math"/>
                             <w:i/>
-                            <w:color w:val="FF0000"/>
                           </w:rPr>
                         </m:ctrlPr>
                       </m:accPr>
@@ -1185,7 +1037,6 @@
                         <m:r>
                           <w:rPr>
                             <w:rFonts w:ascii="Cambria Math" w:hAnsi="Cambria Math"/>
-                            <w:color w:val="FF0000"/>
                           </w:rPr>
                           <m:t>P</m:t>
                         </m:r>
@@ -1197,7 +1048,6 @@
                           <w:rPr>
                             <w:rFonts w:ascii="Cambria Math" w:hAnsi="Cambria Math"/>
                             <w:i/>
-                            <w:color w:val="FF0000"/>
                           </w:rPr>
                         </m:ctrlPr>
                       </m:dPr>
@@ -1205,7 +1055,6 @@
                         <m:r>
                           <w:rPr>
                             <w:rFonts w:ascii="Cambria Math" w:hAnsi="Cambria Math"/>
-                            <w:color w:val="FF0000"/>
                           </w:rPr>
                           <m:t>Y=1</m:t>
                         </m:r>
@@ -1216,7 +1065,6 @@
                     <m:r>
                       <w:rPr>
                         <w:rFonts w:ascii="Cambria Math" w:hAnsi="Cambria Math"/>
-                        <w:color w:val="FF0000"/>
                       </w:rPr>
                       <m:t>1-</m:t>
                     </m:r>
@@ -1226,7 +1074,6 @@
                       </m:rPr>
                       <w:rPr>
                         <w:rFonts w:ascii="Cambria Math" w:hAnsi="Cambria Math" w:hint="eastAsia"/>
-                        <w:color w:val="FF0000"/>
                       </w:rPr>
                       <m:t> </m:t>
                     </m:r>
@@ -1236,7 +1083,6 @@
                           <w:rPr>
                             <w:rFonts w:ascii="Cambria Math" w:hAnsi="Cambria Math"/>
                             <w:i/>
-                            <w:color w:val="FF0000"/>
                           </w:rPr>
                         </m:ctrlPr>
                       </m:accPr>
@@ -1244,7 +1090,6 @@
                         <m:r>
                           <w:rPr>
                             <w:rFonts w:ascii="Cambria Math" w:hAnsi="Cambria Math"/>
-                            <w:color w:val="FF0000"/>
                           </w:rPr>
                           <m:t>P</m:t>
                         </m:r>
@@ -1256,7 +1101,6 @@
                           <w:rPr>
                             <w:rFonts w:ascii="Cambria Math" w:hAnsi="Cambria Math"/>
                             <w:i/>
-                            <w:color w:val="FF0000"/>
                           </w:rPr>
                         </m:ctrlPr>
                       </m:dPr>
@@ -1264,7 +1108,6 @@
                         <m:r>
                           <w:rPr>
                             <w:rFonts w:ascii="Cambria Math" w:hAnsi="Cambria Math"/>
-                            <w:color w:val="FF0000"/>
                           </w:rPr>
                           <m:t>Y=1</m:t>
                         </m:r>
@@ -1279,7 +1122,6 @@
         <m:r>
           <w:rPr>
             <w:rFonts w:ascii="Cambria Math" w:hAnsi="Cambria Math"/>
-            <w:color w:val="FF0000"/>
           </w:rPr>
           <m:t>=3.1870-0.5901x</m:t>
         </m:r>
@@ -1287,36 +1129,30 @@
       <w:r>
         <w:rPr>
           <w:rFonts w:hint="eastAsia"/>
-          <w:color w:val="FF0000"/>
         </w:rPr>
         <w:t>.</w:t>
       </w:r>
-    </w:p>
-    <w:p>
-      <w:pPr>
-        <w:spacing w:line="360" w:lineRule="auto"/>
-        <w:rPr>
-          <w:color w:val="FF0000"/>
-        </w:rPr>
-      </w:pPr>
-      <w:r>
-        <w:rPr>
-          <w:rFonts w:hint="eastAsia"/>
-          <w:color w:val="FF0000"/>
+      <w:r>
+        <w:rPr>
+          <w:rFonts w:hint="eastAsia"/>
+        </w:rPr>
+        <w:t xml:space="preserve"> </w:t>
+      </w:r>
+      <w:r>
+        <w:rPr>
+          <w:rFonts w:hint="eastAsia"/>
         </w:rPr>
         <w:t>Since</w:t>
       </w:r>
       <w:r>
         <w:rPr>
           <w:rFonts w:hint="eastAsia"/>
-          <w:color w:val="FF0000"/>
         </w:rPr>
         <w:t xml:space="preserve"> </w:t>
       </w:r>
       <w:r>
         <w:rPr>
           <w:rFonts w:hint="eastAsia"/>
-          <w:color w:val="FF0000"/>
         </w:rPr>
         <w:t xml:space="preserve">the coefficient of </w:t>
       </w:r>
@@ -1324,7 +1160,6 @@
         <m:r>
           <w:rPr>
             <w:rFonts w:ascii="Cambria Math" w:hAnsi="Cambria Math"/>
-            <w:color w:val="FF0000"/>
           </w:rPr>
           <m:t>x</m:t>
         </m:r>
@@ -1332,7 +1167,6 @@
       <w:r>
         <w:rPr>
           <w:rFonts w:hint="eastAsia"/>
-          <w:color w:val="FF0000"/>
         </w:rPr>
         <w:t xml:space="preserve"> is negative, it means that as </w:t>
       </w:r>
@@ -1340,7 +1174,6 @@
         <m:r>
           <w:rPr>
             <w:rFonts w:ascii="Cambria Math" w:hAnsi="Cambria Math"/>
-            <w:color w:val="FF0000"/>
           </w:rPr>
           <m:t>x</m:t>
         </m:r>
@@ -1348,7 +1181,6 @@
       <w:r>
         <w:rPr>
           <w:rFonts w:hint="eastAsia"/>
-          <w:color w:val="FF0000"/>
         </w:rPr>
         <w:t xml:space="preserve"> increases, the probability of being a Democrat will decrease.</w:t>
       </w:r>
@@ -1363,94 +1195,114 @@
         </w:rPr>
         <w:t xml:space="preserve">(b) </w:t>
       </w:r>
+      <w:r>
+        <w:rPr>
+          <w:rFonts w:hint="eastAsia"/>
+        </w:rPr>
+        <w:t xml:space="preserve">The 95% Wald CI for the effect of political ideology is </w:t>
+      </w:r>
       <m:oMath>
-        <m:sSup>
-          <m:sSupPr>
+        <m:acc>
+          <m:accPr>
             <m:ctrlPr>
               <w:rPr>
                 <w:rFonts w:ascii="Cambria Math" w:hAnsi="Cambria Math"/>
                 <w:i/>
               </w:rPr>
             </m:ctrlPr>
-          </m:sSupPr>
+          </m:accPr>
           <m:e>
             <m:r>
               <w:rPr>
                 <w:rFonts w:ascii="Cambria Math" w:hAnsi="Cambria Math"/>
               </w:rPr>
-              <m:t>e</m:t>
+              <m:t>β</m:t>
             </m:r>
           </m:e>
-          <m:sup>
-            <m:r>
-              <w:rPr>
-                <w:rFonts w:ascii="Cambria Math" w:hAnsi="Cambria Math"/>
-              </w:rPr>
-              <m:t>-0.91587</m:t>
-            </m:r>
-          </m:sup>
-        </m:sSup>
-        <m:r>
-          <w:rPr>
-            <w:rFonts w:ascii="Cambria Math" w:hAnsi="Cambria Math"/>
-          </w:rPr>
-          <m:t xml:space="preserve">=0.4, </m:t>
-        </m:r>
-        <m:sSup>
-          <m:sSupPr>
+        </m:acc>
+        <m:r>
+          <w:rPr>
+            <w:rFonts w:ascii="Cambria Math" w:hAnsi="Cambria Math"/>
+          </w:rPr>
+          <m:t>±1.96</m:t>
+        </m:r>
+        <m:d>
+          <m:dPr>
             <m:ctrlPr>
               <w:rPr>
                 <w:rFonts w:ascii="Cambria Math" w:hAnsi="Cambria Math"/>
                 <w:i/>
               </w:rPr>
             </m:ctrlPr>
-          </m:sSupPr>
+          </m:dPr>
           <m:e>
             <m:r>
               <w:rPr>
                 <w:rFonts w:ascii="Cambria Math" w:hAnsi="Cambria Math"/>
               </w:rPr>
-              <m:t>e</m:t>
+              <m:t>SE</m:t>
             </m:r>
           </m:e>
-          <m:sup>
-            <m:r>
-              <w:rPr>
-                <w:rFonts w:ascii="Cambria Math" w:hAnsi="Cambria Math"/>
-              </w:rPr>
-              <m:t>-0.29832</m:t>
-            </m:r>
-          </m:sup>
-        </m:sSup>
-        <m:r>
-          <w:rPr>
-            <w:rFonts w:ascii="Cambria Math" w:hAnsi="Cambria Math"/>
-          </w:rPr>
-          <m:t>=0.742</m:t>
+        </m:d>
+        <m:r>
+          <w:rPr>
+            <w:rFonts w:ascii="Cambria Math" w:hAnsi="Cambria Math"/>
+          </w:rPr>
+          <m:t>=-0.5901±1.96</m:t>
+        </m:r>
+        <m:d>
+          <m:dPr>
+            <m:ctrlPr>
+              <w:rPr>
+                <w:rFonts w:ascii="Cambria Math" w:hAnsi="Cambria Math"/>
+                <w:i/>
+              </w:rPr>
+            </m:ctrlPr>
+          </m:dPr>
+          <m:e>
+            <m:r>
+              <w:rPr>
+                <w:rFonts w:ascii="Cambria Math" w:hAnsi="Cambria Math"/>
+              </w:rPr>
+              <m:t>0.1564</m:t>
+            </m:r>
+          </m:e>
+        </m:d>
+        <m:r>
+          <w:rPr>
+            <w:rFonts w:ascii="Cambria Math" w:hAnsi="Cambria Math"/>
+          </w:rPr>
+          <m:t>=(-0.897, -0.284)</m:t>
         </m:r>
       </m:oMath>
       <w:r>
         <w:rPr>
           <w:rFonts w:hint="eastAsia"/>
         </w:rPr>
-        <w:t>.</w:t>
-      </w:r>
-    </w:p>
-    <w:p>
-      <w:pPr>
-        <w:spacing w:line="360" w:lineRule="auto"/>
-        <w:rPr>
-          <w:b/>
-          <w:bCs/>
-        </w:rPr>
-      </w:pPr>
-      <w:r>
-        <w:rPr>
-          <w:rFonts w:hint="eastAsia"/>
-          <w:b/>
-          <w:bCs/>
-        </w:rPr>
-        <w:t>3.8</w:t>
+        <w:t xml:space="preserve">. </w:t>
+      </w:r>
+      <w:r>
+        <w:t>Compared</w:t>
+      </w:r>
+      <w:r>
+        <w:rPr>
+          <w:rFonts w:hint="eastAsia"/>
+        </w:rPr>
+        <w:t xml:space="preserve"> to the profile CI </w:t>
+      </w:r>
+      <m:oMath>
+        <m:r>
+          <w:rPr>
+            <w:rFonts w:ascii="Cambria Math" w:hAnsi="Cambria Math"/>
+          </w:rPr>
+          <m:t>(-0.916,-0.298)</m:t>
+        </m:r>
+      </m:oMath>
+      <w:r>
+        <w:rPr>
+          <w:rFonts w:hint="eastAsia"/>
+        </w:rPr>
+        <w:t>, Wald CI is shorter.</w:t>
       </w:r>
     </w:p>
     <w:p>
@@ -1461,6 +1313,227 @@
         <w:rPr>
           <w:rFonts w:hint="eastAsia"/>
         </w:rPr>
+        <w:t xml:space="preserve">(c) The Wald test statistic is </w:t>
+      </w:r>
+      <m:oMath>
+        <m:r>
+          <w:rPr>
+            <w:rFonts w:ascii="Cambria Math" w:hAnsi="Cambria Math"/>
+          </w:rPr>
+          <m:t>z=</m:t>
+        </m:r>
+        <m:f>
+          <m:fPr>
+            <m:ctrlPr>
+              <w:rPr>
+                <w:rFonts w:ascii="Cambria Math" w:hAnsi="Cambria Math"/>
+                <w:i/>
+              </w:rPr>
+            </m:ctrlPr>
+          </m:fPr>
+          <m:num>
+            <m:acc>
+              <m:accPr>
+                <m:ctrlPr>
+                  <w:rPr>
+                    <w:rFonts w:ascii="Cambria Math" w:hAnsi="Cambria Math"/>
+                    <w:i/>
+                  </w:rPr>
+                </m:ctrlPr>
+              </m:accPr>
+              <m:e>
+                <m:r>
+                  <w:rPr>
+                    <w:rFonts w:ascii="Cambria Math" w:hAnsi="Cambria Math"/>
+                  </w:rPr>
+                  <m:t>β</m:t>
+                </m:r>
+              </m:e>
+            </m:acc>
+          </m:num>
+          <m:den>
+            <m:r>
+              <w:rPr>
+                <w:rFonts w:ascii="Cambria Math" w:hAnsi="Cambria Math"/>
+              </w:rPr>
+              <m:t>SE</m:t>
+            </m:r>
+          </m:den>
+        </m:f>
+        <m:r>
+          <w:rPr>
+            <w:rFonts w:ascii="Cambria Math" w:hAnsi="Cambria Math"/>
+          </w:rPr>
+          <m:t>=-</m:t>
+        </m:r>
+        <m:f>
+          <m:fPr>
+            <m:ctrlPr>
+              <w:rPr>
+                <w:rFonts w:ascii="Cambria Math" w:hAnsi="Cambria Math"/>
+                <w:i/>
+              </w:rPr>
+            </m:ctrlPr>
+          </m:fPr>
+          <m:num>
+            <m:r>
+              <w:rPr>
+                <w:rFonts w:ascii="Cambria Math" w:hAnsi="Cambria Math"/>
+              </w:rPr>
+              <m:t>0.5901</m:t>
+            </m:r>
+          </m:num>
+          <m:den>
+            <m:r>
+              <w:rPr>
+                <w:rFonts w:ascii="Cambria Math" w:hAnsi="Cambria Math"/>
+              </w:rPr>
+              <m:t>0.1564</m:t>
+            </m:r>
+          </m:den>
+        </m:f>
+        <m:r>
+          <w:rPr>
+            <w:rFonts w:ascii="Cambria Math" w:hAnsi="Cambria Math"/>
+          </w:rPr>
+          <m:t>=-3.772</m:t>
+        </m:r>
+      </m:oMath>
+      <w:r>
+        <w:rPr>
+          <w:rFonts w:hint="eastAsia"/>
+        </w:rPr>
+        <w:t>, the p-value is equal to 0.000162, which implies that the effect of political ideology is significant.</w:t>
+      </w:r>
+    </w:p>
+    <w:p>
+      <w:pPr>
+        <w:spacing w:line="360" w:lineRule="auto"/>
+      </w:pPr>
+      <w:r>
+        <w:rPr>
+          <w:rFonts w:hint="eastAsia"/>
+        </w:rPr>
+        <w:t xml:space="preserve">(d) The likelihood-ratio test statistic is </w:t>
+      </w:r>
+      <m:oMath>
+        <m:r>
+          <w:rPr>
+            <w:rFonts w:ascii="Cambria Math" w:hAnsi="Cambria Math"/>
+          </w:rPr>
+          <m:t>24.7983-7.7894=17.0089</m:t>
+        </m:r>
+      </m:oMath>
+      <w:r>
+        <w:rPr>
+          <w:rFonts w:hint="eastAsia"/>
+        </w:rPr>
+        <w:t xml:space="preserve"> which </w:t>
+      </w:r>
+      <w:r>
+        <w:t>has an approximate</w:t>
+      </w:r>
+      <w:r>
+        <w:rPr>
+          <w:rFonts w:hint="eastAsia"/>
+        </w:rPr>
+        <w:t xml:space="preserve"> </w:t>
+      </w:r>
+      <m:oMath>
+        <m:sSubSup>
+          <m:sSubSupPr>
+            <m:ctrlPr>
+              <w:rPr>
+                <w:rFonts w:ascii="Cambria Math" w:hAnsi="Cambria Math"/>
+                <w:i/>
+              </w:rPr>
+            </m:ctrlPr>
+          </m:sSubSupPr>
+          <m:e>
+            <m:r>
+              <w:rPr>
+                <w:rFonts w:ascii="Cambria Math" w:hAnsi="Cambria Math"/>
+              </w:rPr>
+              <m:t>χ</m:t>
+            </m:r>
+          </m:e>
+          <m:sub>
+            <m:r>
+              <w:rPr>
+                <w:rFonts w:ascii="Cambria Math" w:hAnsi="Cambria Math"/>
+              </w:rPr>
+              <m:t>1</m:t>
+            </m:r>
+          </m:sub>
+          <m:sup>
+            <m:r>
+              <w:rPr>
+                <w:rFonts w:ascii="Cambria Math" w:hAnsi="Cambria Math"/>
+              </w:rPr>
+              <m:t>2</m:t>
+            </m:r>
+          </m:sup>
+        </m:sSubSup>
+      </m:oMath>
+      <w:r>
+        <w:rPr>
+          <w:rFonts w:hint="eastAsia"/>
+        </w:rPr>
+        <w:t>, the p-value is equal to 0.0000372, which implies that the effect of political ideology is significant.</w:t>
+      </w:r>
+    </w:p>
+    <w:p>
+      <w:pPr>
+        <w:spacing w:line="360" w:lineRule="auto"/>
+      </w:pPr>
+      <w:r>
+        <w:rPr>
+          <w:rFonts w:hint="eastAsia"/>
+        </w:rPr>
+        <w:t>(e) T</w:t>
+      </w:r>
+      <w:r>
+        <w:t>he number of Fisher scoring iterations</w:t>
+      </w:r>
+      <w:r>
+        <w:rPr>
+          <w:rFonts w:hint="eastAsia"/>
+        </w:rPr>
+        <w:t xml:space="preserve"> is 4, which </w:t>
+      </w:r>
+      <w:r>
+        <w:rPr>
+          <w:rFonts w:hint="eastAsia"/>
+        </w:rPr>
+        <w:t>means that the ML estimates of the parameters done by Fisher scoring required only 4 iterations to converge.</w:t>
+      </w:r>
+    </w:p>
+    <w:p>
+      <w:pPr>
+        <w:spacing w:line="360" w:lineRule="auto"/>
+        <w:rPr>
+          <w:b/>
+          <w:bCs/>
+        </w:rPr>
+      </w:pPr>
+      <w:r>
+        <w:rPr>
+          <w:rFonts w:hint="eastAsia"/>
+          <w:b/>
+          <w:bCs/>
+        </w:rPr>
+        <w:lastRenderedPageBreak/>
+        <w:t>3.8</w:t>
+      </w:r>
+    </w:p>
+    <w:p>
+      <w:pPr>
+        <w:spacing w:line="360" w:lineRule="auto"/>
+      </w:pPr>
+      <w:r>
+        <w:rPr>
+          <w:rFonts w:hint="eastAsia"/>
+        </w:rPr>
         <w:t xml:space="preserve">The estimated logistic regression </w:t>
       </w:r>
       <w:r>
@@ -1477,13 +1550,18 @@
       </w:r>
       <m:oMath>
         <m:r>
-          <w:rPr>
-            <w:rFonts w:ascii="Cambria Math" w:hAnsi="Cambria Math"/>
-          </w:rPr>
-          <m:t>logit</m:t>
+          <m:rPr>
+            <m:sty m:val="p"/>
+          </m:rPr>
+          <w:rPr>
+            <w:rFonts w:ascii="Cambria Math" w:hAnsi="Cambria Math"/>
+          </w:rPr>
+          <m:t xml:space="preserve">logit </m:t>
         </m:r>
         <m:d>
           <m:dPr>
+            <m:begChr m:val="["/>
+            <m:endChr m:val="]"/>
             <m:ctrlPr>
               <w:rPr>
                 <w:rFonts w:ascii="Cambria Math" w:hAnsi="Cambria Math"/>
@@ -1492,70 +1570,177 @@
             </m:ctrlPr>
           </m:dPr>
           <m:e>
-            <m:f>
-              <m:fPr>
+            <m:acc>
+              <m:accPr>
                 <m:ctrlPr>
                   <w:rPr>
                     <w:rFonts w:ascii="Cambria Math" w:hAnsi="Cambria Math"/>
                     <w:i/>
                   </w:rPr>
                 </m:ctrlPr>
-              </m:fPr>
-              <m:num>
+              </m:accPr>
+              <m:e>
                 <m:r>
                   <w:rPr>
                     <w:rFonts w:ascii="Cambria Math" w:hAnsi="Cambria Math"/>
                   </w:rPr>
                   <m:t>P</m:t>
                 </m:r>
-                <m:d>
-                  <m:dPr>
+              </m:e>
+            </m:acc>
+            <m:d>
+              <m:dPr>
+                <m:ctrlPr>
+                  <w:rPr>
+                    <w:rFonts w:ascii="Cambria Math" w:hAnsi="Cambria Math"/>
+                    <w:i/>
+                  </w:rPr>
+                </m:ctrlPr>
+              </m:dPr>
+              <m:e>
+                <m:r>
+                  <w:rPr>
+                    <w:rFonts w:ascii="Cambria Math" w:hAnsi="Cambria Math"/>
+                  </w:rPr>
+                  <m:t>Y=1</m:t>
+                </m:r>
+              </m:e>
+            </m:d>
+          </m:e>
+        </m:d>
+        <m:r>
+          <w:rPr>
+            <w:rFonts w:ascii="Cambria Math" w:hAnsi="Cambria Math"/>
+          </w:rPr>
+          <m:t>=</m:t>
+        </m:r>
+        <m:func>
+          <m:funcPr>
+            <m:ctrlPr>
+              <w:rPr>
+                <w:rFonts w:ascii="Cambria Math" w:hAnsi="Cambria Math"/>
+                <w:i/>
+              </w:rPr>
+            </m:ctrlPr>
+          </m:funcPr>
+          <m:fName>
+            <m:r>
+              <m:rPr>
+                <m:sty m:val="p"/>
+              </m:rPr>
+              <w:rPr>
+                <w:rFonts w:ascii="Cambria Math" w:hAnsi="Cambria Math"/>
+              </w:rPr>
+              <m:t>log</m:t>
+            </m:r>
+          </m:fName>
+          <m:e>
+            <m:d>
+              <m:dPr>
+                <m:ctrlPr>
+                  <w:rPr>
+                    <w:rFonts w:ascii="Cambria Math" w:hAnsi="Cambria Math"/>
+                    <w:i/>
+                  </w:rPr>
+                </m:ctrlPr>
+              </m:dPr>
+              <m:e>
+                <m:f>
+                  <m:fPr>
                     <m:ctrlPr>
                       <w:rPr>
                         <w:rFonts w:ascii="Cambria Math" w:hAnsi="Cambria Math"/>
                         <w:i/>
                       </w:rPr>
                     </m:ctrlPr>
-                  </m:dPr>
-                  <m:e>
+                  </m:fPr>
+                  <m:num>
+                    <m:acc>
+                      <m:accPr>
+                        <m:ctrlPr>
+                          <w:rPr>
+                            <w:rFonts w:ascii="Cambria Math" w:hAnsi="Cambria Math"/>
+                            <w:i/>
+                          </w:rPr>
+                        </m:ctrlPr>
+                      </m:accPr>
+                      <m:e>
+                        <m:r>
+                          <w:rPr>
+                            <w:rFonts w:ascii="Cambria Math" w:hAnsi="Cambria Math"/>
+                          </w:rPr>
+                          <m:t>P</m:t>
+                        </m:r>
+                      </m:e>
+                    </m:acc>
+                    <m:d>
+                      <m:dPr>
+                        <m:ctrlPr>
+                          <w:rPr>
+                            <w:rFonts w:ascii="Cambria Math" w:hAnsi="Cambria Math"/>
+                            <w:i/>
+                          </w:rPr>
+                        </m:ctrlPr>
+                      </m:dPr>
+                      <m:e>
+                        <m:r>
+                          <w:rPr>
+                            <w:rFonts w:ascii="Cambria Math" w:hAnsi="Cambria Math"/>
+                          </w:rPr>
+                          <m:t>Y=1</m:t>
+                        </m:r>
+                      </m:e>
+                    </m:d>
+                  </m:num>
+                  <m:den>
                     <m:r>
                       <w:rPr>
                         <w:rFonts w:ascii="Cambria Math" w:hAnsi="Cambria Math"/>
                       </w:rPr>
-                      <m:t>Y=1</m:t>
+                      <m:t>1-</m:t>
                     </m:r>
-                  </m:e>
-                </m:d>
-              </m:num>
-              <m:den>
-                <m:r>
-                  <w:rPr>
-                    <w:rFonts w:ascii="Cambria Math" w:hAnsi="Cambria Math"/>
-                  </w:rPr>
-                  <m:t>1-P</m:t>
-                </m:r>
-                <m:d>
-                  <m:dPr>
-                    <m:ctrlPr>
-                      <w:rPr>
-                        <w:rFonts w:ascii="Cambria Math" w:hAnsi="Cambria Math"/>
-                        <w:i/>
-                      </w:rPr>
-                    </m:ctrlPr>
-                  </m:dPr>
-                  <m:e>
-                    <m:r>
-                      <w:rPr>
-                        <w:rFonts w:ascii="Cambria Math" w:hAnsi="Cambria Math"/>
-                      </w:rPr>
-                      <m:t>Y=1</m:t>
-                    </m:r>
-                  </m:e>
-                </m:d>
-              </m:den>
-            </m:f>
+                    <m:acc>
+                      <m:accPr>
+                        <m:ctrlPr>
+                          <w:rPr>
+                            <w:rFonts w:ascii="Cambria Math" w:hAnsi="Cambria Math"/>
+                            <w:i/>
+                          </w:rPr>
+                        </m:ctrlPr>
+                      </m:accPr>
+                      <m:e>
+                        <m:r>
+                          <w:rPr>
+                            <w:rFonts w:ascii="Cambria Math" w:hAnsi="Cambria Math"/>
+                          </w:rPr>
+                          <m:t>P</m:t>
+                        </m:r>
+                      </m:e>
+                    </m:acc>
+                    <m:d>
+                      <m:dPr>
+                        <m:ctrlPr>
+                          <w:rPr>
+                            <w:rFonts w:ascii="Cambria Math" w:hAnsi="Cambria Math"/>
+                            <w:i/>
+                          </w:rPr>
+                        </m:ctrlPr>
+                      </m:dPr>
+                      <m:e>
+                        <m:r>
+                          <w:rPr>
+                            <w:rFonts w:ascii="Cambria Math" w:hAnsi="Cambria Math"/>
+                          </w:rPr>
+                          <m:t>Y=1</m:t>
+                        </m:r>
+                      </m:e>
+                    </m:d>
+                  </m:den>
+                </m:f>
+              </m:e>
+            </m:d>
           </m:e>
-        </m:d>
+        </m:func>
         <m:r>
           <w:rPr>
             <w:rFonts w:ascii="Cambria Math" w:hAnsi="Cambria Math"/>
@@ -1568,6 +1753,12 @@
           <w:rFonts w:hint="eastAsia"/>
         </w:rPr>
         <w:t>.</w:t>
+      </w:r>
+      <w:r>
+        <w:rPr>
+          <w:rFonts w:hint="eastAsia"/>
+        </w:rPr>
+        <w:t xml:space="preserve"> </w:t>
       </w:r>
     </w:p>
     <w:p>
@@ -1578,7 +1769,19 @@
         <w:rPr>
           <w:rFonts w:hint="eastAsia"/>
         </w:rPr>
-        <w:t xml:space="preserve">The significance test for effect of snoring: </w:t>
+        <w:t xml:space="preserve">The </w:t>
+      </w:r>
+      <w:r>
+        <w:rPr>
+          <w:rFonts w:hint="eastAsia"/>
+        </w:rPr>
+        <w:t>Wald</w:t>
+      </w:r>
+      <w:r>
+        <w:rPr>
+          <w:rFonts w:hint="eastAsia"/>
+        </w:rPr>
+        <w:t xml:space="preserve"> test for effect of snoring: </w:t>
       </w:r>
       <m:oMath>
         <m:r>
@@ -1656,7 +1859,37 @@
         <w:rPr>
           <w:rFonts w:hint="eastAsia"/>
         </w:rPr>
-        <w:t>, So the snoring effect is signiticaant.</w:t>
+        <w:t xml:space="preserve">, </w:t>
+      </w:r>
+      <w:r>
+        <w:rPr>
+          <w:rFonts w:hint="eastAsia"/>
+        </w:rPr>
+        <w:t>which implies</w:t>
+      </w:r>
+      <w:r>
+        <w:rPr>
+          <w:rFonts w:hint="eastAsia"/>
+        </w:rPr>
+        <w:t xml:space="preserve"> the snoring effect is signi</w:t>
+      </w:r>
+      <w:r>
+        <w:rPr>
+          <w:rFonts w:hint="eastAsia"/>
+        </w:rPr>
+        <w:t>f</w:t>
+      </w:r>
+      <w:r>
+        <w:rPr>
+          <w:rFonts w:hint="eastAsia"/>
+        </w:rPr>
+        <w:t>icant.</w:t>
+      </w:r>
+      <w:r>
+        <w:rPr>
+          <w:rFonts w:hint="eastAsia"/>
+        </w:rPr>
+        <w:t xml:space="preserve"> </w:t>
       </w:r>
     </w:p>
     <w:p>
@@ -1667,15 +1900,63 @@
         <w:rPr>
           <w:rFonts w:hint="eastAsia"/>
         </w:rPr>
-        <w:t xml:space="preserve">The confidence interval of </w:t>
-      </w:r>
-      <w:r>
-        <w:rPr>
-          <w:rFonts w:hint="eastAsia"/>
-        </w:rPr>
-        <w:t xml:space="preserve">the effect of snoring: </w:t>
+        <w:t xml:space="preserve">The </w:t>
+      </w:r>
+      <w:r>
+        <w:rPr>
+          <w:rFonts w:hint="eastAsia"/>
+        </w:rPr>
+        <w:t>Wald 95% CI</w:t>
+      </w:r>
+      <w:r>
+        <w:rPr>
+          <w:rFonts w:hint="eastAsia"/>
+        </w:rPr>
+        <w:t xml:space="preserve"> of </w:t>
+      </w:r>
+      <w:r>
+        <w:rPr>
+          <w:rFonts w:hint="eastAsia"/>
+        </w:rPr>
+        <w:t>the effect of snoring</w:t>
+      </w:r>
+      <w:r>
+        <w:rPr>
+          <w:rFonts w:hint="eastAsia"/>
+        </w:rPr>
+        <w:t xml:space="preserve"> is</w:t>
+      </w:r>
+      <w:r>
+        <w:rPr>
+          <w:rFonts w:hint="eastAsia"/>
+        </w:rPr>
+        <w:t xml:space="preserve"> </w:t>
       </w:r>
       <m:oMath>
+        <m:acc>
+          <m:accPr>
+            <m:ctrlPr>
+              <w:rPr>
+                <w:rFonts w:ascii="Cambria Math" w:hAnsi="Cambria Math"/>
+                <w:i/>
+              </w:rPr>
+            </m:ctrlPr>
+          </m:accPr>
+          <m:e>
+            <m:r>
+              <w:rPr>
+                <w:rFonts w:ascii="Cambria Math" w:hAnsi="Cambria Math"/>
+              </w:rPr>
+              <m:t>β</m:t>
+            </m:r>
+          </m:e>
+        </m:acc>
+        <m:r>
+          <w:rPr>
+            <w:rFonts w:ascii="Cambria Math" w:hAnsi="Cambria Math"/>
+          </w:rPr>
+          <m:t>±1.96</m:t>
+        </m:r>
         <m:d>
           <m:dPr>
             <m:ctrlPr>
@@ -1686,120 +1967,81 @@
             </m:ctrlPr>
           </m:dPr>
           <m:e>
-            <m:sSup>
-              <m:sSupPr>
-                <m:ctrlPr>
-                  <w:rPr>
-                    <w:rFonts w:ascii="Cambria Math" w:hAnsi="Cambria Math"/>
-                    <w:i/>
-                  </w:rPr>
-                </m:ctrlPr>
-              </m:sSupPr>
-              <m:e>
-                <m:r>
-                  <w:rPr>
-                    <w:rFonts w:ascii="Cambria Math" w:hAnsi="Cambria Math"/>
-                  </w:rPr>
-                  <m:t>e</m:t>
-                </m:r>
-              </m:e>
-              <m:sup>
-                <m:r>
-                  <w:rPr>
-                    <w:rFonts w:ascii="Cambria Math" w:hAnsi="Cambria Math"/>
-                  </w:rPr>
-                  <m:t>0.3</m:t>
-                </m:r>
-              </m:sup>
-            </m:sSup>
-            <m:r>
-              <w:rPr>
-                <w:rFonts w:ascii="Cambria Math" w:hAnsi="Cambria Math"/>
-              </w:rPr>
-              <m:t xml:space="preserve">, </m:t>
-            </m:r>
-            <m:sSup>
-              <m:sSupPr>
-                <m:ctrlPr>
-                  <w:rPr>
-                    <w:rFonts w:ascii="Cambria Math" w:hAnsi="Cambria Math"/>
-                    <w:i/>
-                  </w:rPr>
-                </m:ctrlPr>
-              </m:sSupPr>
-              <m:e>
-                <m:r>
-                  <w:rPr>
-                    <w:rFonts w:ascii="Cambria Math" w:hAnsi="Cambria Math"/>
-                  </w:rPr>
-                  <m:t>e</m:t>
-                </m:r>
-              </m:e>
-              <m:sup>
-                <m:r>
-                  <w:rPr>
-                    <w:rFonts w:ascii="Cambria Math" w:hAnsi="Cambria Math"/>
-                  </w:rPr>
-                  <m:t>0.496</m:t>
-                </m:r>
-              </m:sup>
-            </m:sSup>
+            <m:r>
+              <w:rPr>
+                <w:rFonts w:ascii="Cambria Math" w:hAnsi="Cambria Math"/>
+              </w:rPr>
+              <m:t>SE</m:t>
+            </m:r>
           </m:e>
         </m:d>
         <m:r>
           <w:rPr>
             <w:rFonts w:ascii="Cambria Math" w:hAnsi="Cambria Math"/>
           </w:rPr>
-          <m:t>=(1.35, 1.64)</m:t>
+          <m:t>=0.397±1.96</m:t>
+        </m:r>
+        <m:d>
+          <m:dPr>
+            <m:ctrlPr>
+              <w:rPr>
+                <w:rFonts w:ascii="Cambria Math" w:hAnsi="Cambria Math"/>
+                <w:i/>
+              </w:rPr>
+            </m:ctrlPr>
+          </m:dPr>
+          <m:e>
+            <m:r>
+              <w:rPr>
+                <w:rFonts w:ascii="Cambria Math" w:hAnsi="Cambria Math"/>
+              </w:rPr>
+              <m:t>0.05</m:t>
+            </m:r>
+          </m:e>
+        </m:d>
+        <m:r>
+          <w:rPr>
+            <w:rFonts w:ascii="Cambria Math" w:hAnsi="Cambria Math"/>
+          </w:rPr>
+          <m:t>=(0.299,0.495)</m:t>
         </m:r>
       </m:oMath>
       <w:r>
         <w:rPr>
           <w:rFonts w:hint="eastAsia"/>
         </w:rPr>
-        <w:t>, which means there are 95% cnofidence that the snoring effect has 35%</w:t>
-      </w:r>
-      <w:r>
-        <w:rPr>
-          <w:rFonts w:hint="eastAsia"/>
-        </w:rPr>
         <w:t>.</w:t>
+      </w:r>
+    </w:p>
+    <w:p>
+      <w:pPr>
+        <w:spacing w:line="360" w:lineRule="auto"/>
+        <w:rPr>
+          <w:b/>
+          <w:bCs/>
+        </w:rPr>
+      </w:pPr>
+      <w:r>
+        <w:rPr>
+          <w:rFonts w:hint="eastAsia"/>
+          <w:b/>
+          <w:bCs/>
+        </w:rPr>
+        <w:t>3.1</w:t>
+      </w:r>
+      <w:r>
+        <w:rPr>
+          <w:rFonts w:hint="eastAsia"/>
+          <w:b/>
+          <w:bCs/>
+        </w:rPr>
+        <w:t>1</w:t>
       </w:r>
     </w:p>
     <w:p>
       <w:pPr>
         <w:spacing w:line="360" w:lineRule="auto"/>
       </w:pPr>
-    </w:p>
-    <w:p>
-      <w:pPr>
-        <w:spacing w:line="360" w:lineRule="auto"/>
-        <w:rPr>
-          <w:b/>
-          <w:bCs/>
-        </w:rPr>
-      </w:pPr>
-      <w:r>
-        <w:rPr>
-          <w:rFonts w:hint="eastAsia"/>
-          <w:b/>
-          <w:bCs/>
-        </w:rPr>
-        <w:t>3.1</w:t>
-      </w:r>
-      <w:r>
-        <w:rPr>
-          <w:rFonts w:hint="eastAsia"/>
-          <w:b/>
-          <w:bCs/>
-        </w:rPr>
-        <w:t>1</w:t>
-      </w:r>
-    </w:p>
-    <w:p>
-      <w:pPr>
-        <w:spacing w:line="360" w:lineRule="auto"/>
-      </w:pPr>
       <w:r>
         <w:rPr>
           <w:rFonts w:hint="eastAsia"/>
@@ -1841,7 +2083,31 @@
               <w:rPr>
                 <w:rFonts w:ascii="Cambria Math" w:hAnsi="Cambria Math"/>
               </w:rPr>
-              <m:t>(μ)</m:t>
+              <m:t>(</m:t>
+            </m:r>
+            <m:acc>
+              <m:accPr>
+                <m:ctrlPr>
+                  <w:rPr>
+                    <w:rFonts w:ascii="Cambria Math" w:hAnsi="Cambria Math"/>
+                    <w:i/>
+                  </w:rPr>
+                </m:ctrlPr>
+              </m:accPr>
+              <m:e>
+                <m:r>
+                  <w:rPr>
+                    <w:rFonts w:ascii="Cambria Math" w:hAnsi="Cambria Math"/>
+                  </w:rPr>
+                  <m:t>μ</m:t>
+                </m:r>
+              </m:e>
+            </m:acc>
+            <m:r>
+              <w:rPr>
+                <w:rFonts w:ascii="Cambria Math" w:hAnsi="Cambria Math"/>
+              </w:rPr>
+              <m:t>)</m:t>
             </m:r>
           </m:e>
         </m:func>
@@ -1849,7 +2115,7 @@
           <w:rPr>
             <w:rFonts w:ascii="Cambria Math" w:hAnsi="Cambria Math"/>
           </w:rPr>
-          <m:t>=2.1972-0.5878x</m:t>
+          <m:t>=1.6094+0.5878x</m:t>
         </m:r>
       </m:oMath>
       <w:r>
@@ -1886,7 +2152,7 @@
               <w:rPr>
                 <w:rFonts w:ascii="Cambria Math" w:hAnsi="Cambria Math"/>
               </w:rPr>
-              <m:t>-0.5878</m:t>
+              <m:t>0.5878</m:t>
             </m:r>
           </m:sup>
         </m:sSup>
@@ -1894,7 +2160,7 @@
           <w:rPr>
             <w:rFonts w:ascii="Cambria Math" w:hAnsi="Cambria Math"/>
           </w:rPr>
-          <m:t>=0.555</m:t>
+          <m:t>=1.8</m:t>
         </m:r>
       </m:oMath>
       <w:r>
@@ -1907,45 +2173,43 @@
         <w:rPr>
           <w:rFonts w:hint="eastAsia"/>
         </w:rPr>
-        <w:t>that as</w:t>
-      </w:r>
-      <w:r>
-        <w:rPr>
-          <w:rFonts w:hint="eastAsia"/>
-        </w:rPr>
-        <w:t xml:space="preserve"> </w:t>
-      </w:r>
-      <m:oMath>
-        <m:r>
-          <w:rPr>
-            <w:rFonts w:ascii="Cambria Math" w:hAnsi="Cambria Math"/>
-          </w:rPr>
-          <m:t>x</m:t>
-        </m:r>
-      </m:oMath>
-      <w:r>
-        <w:rPr>
-          <w:rFonts w:hint="eastAsia"/>
-        </w:rPr>
-        <w:t xml:space="preserve"> </w:t>
-      </w:r>
-      <w:r>
-        <w:rPr>
-          <w:rFonts w:hint="eastAsia"/>
-        </w:rPr>
-        <w:t xml:space="preserve">increase </w:t>
-      </w:r>
-      <w:r>
-        <w:rPr>
-          <w:rFonts w:hint="eastAsia"/>
-        </w:rPr>
-        <w:t xml:space="preserve">1 unit </w:t>
-      </w:r>
-      <w:r>
-        <w:rPr>
-          <w:rFonts w:hint="eastAsia"/>
-        </w:rPr>
-        <w:t xml:space="preserve">will </w:t>
+        <w:t xml:space="preserve">that </w:t>
+      </w:r>
+      <w:r>
+        <w:rPr>
+          <w:rFonts w:hint="eastAsia"/>
+        </w:rPr>
+        <w:t xml:space="preserve">treatment B </w:t>
+      </w:r>
+      <w:r>
+        <w:t xml:space="preserve">has an </w:t>
+      </w:r>
+      <w:r>
+        <w:rPr>
+          <w:rFonts w:hint="eastAsia"/>
+        </w:rPr>
+        <w:t>80.0</w:t>
+      </w:r>
+      <w:r>
+        <w:t xml:space="preserve">% </w:t>
+      </w:r>
+      <w:r>
+        <w:rPr>
+          <w:rFonts w:hint="eastAsia"/>
+        </w:rPr>
+        <w:t>increa</w:t>
+      </w:r>
+      <w:r>
+        <w:t xml:space="preserve">se in the estimated mean </w:t>
+      </w:r>
+      <w:r>
+        <w:rPr>
+          <w:rFonts w:hint="eastAsia"/>
+        </w:rPr>
+        <w:t>number of imperfections</w:t>
+      </w:r>
+      <w:r>
+        <w:t>.</w:t>
       </w:r>
     </w:p>
     <w:p>
@@ -1969,6 +2233,12 @@
       <w:pPr>
         <w:spacing w:line="360" w:lineRule="auto"/>
       </w:pPr>
+      <w:r>
+        <w:rPr>
+          <w:rFonts w:hint="eastAsia"/>
+        </w:rPr>
+        <w:t xml:space="preserve">(a) </w:t>
+      </w:r>
       <w:r>
         <w:rPr>
           <w:rFonts w:hint="eastAsia"/>
@@ -2075,6 +2345,12 @@
         </w:rPr>
         <w:t xml:space="preserve"> .</w:t>
       </w:r>
+      <w:r>
+        <w:rPr>
+          <w:rFonts w:hint="eastAsia"/>
+        </w:rPr>
+        <w:t xml:space="preserve"> </w:t>
+      </w:r>
     </w:p>
     <w:p>
       <w:pPr>
@@ -2091,7 +2367,7 @@
           <w:rPr>
             <w:rFonts w:ascii="Cambria Math" w:hAnsi="Cambria Math"/>
           </w:rPr>
-          <m:t>z=-</m:t>
+          <m:t>z=</m:t>
         </m:r>
         <m:f>
           <m:fPr>
@@ -2123,7 +2399,7 @@
           <w:rPr>
             <w:rFonts w:ascii="Cambria Math" w:hAnsi="Cambria Math"/>
           </w:rPr>
-          <m:t>=-3.332&lt;</m:t>
+          <m:t>=3.332&gt;</m:t>
         </m:r>
         <m:sSub>
           <m:sSubPr>
@@ -2147,7 +2423,7 @@
               <w:rPr>
                 <w:rFonts w:ascii="Cambria Math" w:hAnsi="Cambria Math"/>
               </w:rPr>
-              <m:t>0.025</m:t>
+              <m:t>0.975</m:t>
             </m:r>
           </m:sub>
         </m:sSub>
@@ -2155,7 +2431,7 @@
           <w:rPr>
             <w:rFonts w:ascii="Cambria Math" w:hAnsi="Cambria Math"/>
           </w:rPr>
-          <m:t>=-1.96</m:t>
+          <m:t>=1.96</m:t>
         </m:r>
       </m:oMath>
       <w:r>
@@ -2163,29 +2439,42 @@
           <w:rFonts w:hint="eastAsia"/>
         </w:rPr>
         <w:t>.</w:t>
+      </w:r>
+      <w:r>
+        <w:rPr>
+          <w:rFonts w:hint="eastAsia"/>
+        </w:rPr>
+        <w:t xml:space="preserve"> </w:t>
       </w:r>
     </w:p>
     <w:p>
       <w:pPr>
         <w:spacing w:line="360" w:lineRule="auto"/>
-        <w:rPr>
-          <w:color w:val="FF0000"/>
-        </w:rPr>
       </w:pPr>
       <w:r>
         <w:rPr>
           <w:rFonts w:hint="eastAsia"/>
-          <w:color w:val="FF0000"/>
-        </w:rPr>
-        <w:t xml:space="preserve">Likelihood ratio test: </w:t>
+        </w:rPr>
+        <w:t>Likelihood</w:t>
+      </w:r>
+      <w:r>
+        <w:rPr>
+          <w:rFonts w:hint="eastAsia"/>
+        </w:rPr>
+        <w:t>-</w:t>
+      </w:r>
+      <w:r>
+        <w:rPr>
+          <w:rFonts w:hint="eastAsia"/>
+        </w:rPr>
+        <w:t xml:space="preserve">ratio test: </w:t>
       </w:r>
       <m:oMath>
         <m:r>
           <w:rPr>
             <w:rFonts w:ascii="Cambria Math" w:hAnsi="Cambria Math"/>
-            <w:color w:val="FF0000"/>
-          </w:rPr>
-          <m:t>-2</m:t>
+          </w:rPr>
+          <m:t>2</m:t>
         </m:r>
         <m:d>
           <m:dPr>
@@ -2193,7 +2482,6 @@
               <w:rPr>
                 <w:rFonts w:ascii="Cambria Math" w:hAnsi="Cambria Math"/>
                 <w:i/>
-                <w:color w:val="FF0000"/>
               </w:rPr>
             </m:ctrlPr>
           </m:dPr>
@@ -2204,7 +2492,6 @@
                   <w:rPr>
                     <w:rFonts w:ascii="Cambria Math" w:hAnsi="Cambria Math"/>
                     <w:i/>
-                    <w:color w:val="FF0000"/>
                   </w:rPr>
                 </m:ctrlPr>
               </m:sSubPr>
@@ -2212,7 +2499,6 @@
                 <m:r>
                   <w:rPr>
                     <w:rFonts w:ascii="Cambria Math" w:hAnsi="Cambria Math"/>
-                    <w:color w:val="FF0000"/>
                   </w:rPr>
                   <m:t>L</m:t>
                 </m:r>
@@ -2221,7 +2507,6 @@
                 <m:r>
                   <w:rPr>
                     <w:rFonts w:ascii="Cambria Math" w:hAnsi="Cambria Math"/>
-                    <w:color w:val="FF0000"/>
                   </w:rPr>
                   <m:t>1</m:t>
                 </m:r>
@@ -2230,7 +2515,6 @@
             <m:r>
               <w:rPr>
                 <w:rFonts w:ascii="Cambria Math" w:hAnsi="Cambria Math"/>
-                <w:color w:val="FF0000"/>
               </w:rPr>
               <m:t>-</m:t>
             </m:r>
@@ -2240,7 +2524,6 @@
                   <w:rPr>
                     <w:rFonts w:ascii="Cambria Math" w:hAnsi="Cambria Math"/>
                     <w:i/>
-                    <w:color w:val="FF0000"/>
                   </w:rPr>
                 </m:ctrlPr>
               </m:sSubPr>
@@ -2248,7 +2531,6 @@
                 <m:r>
                   <w:rPr>
                     <w:rFonts w:ascii="Cambria Math" w:hAnsi="Cambria Math"/>
-                    <w:color w:val="FF0000"/>
                   </w:rPr>
                   <m:t>L</m:t>
                 </m:r>
@@ -2257,7 +2539,6 @@
                 <m:r>
                   <w:rPr>
                     <w:rFonts w:ascii="Cambria Math" w:hAnsi="Cambria Math"/>
-                    <w:color w:val="FF0000"/>
                   </w:rPr>
                   <m:t>0</m:t>
                 </m:r>
@@ -2268,36 +2549,20 @@
         <m:r>
           <w:rPr>
             <w:rFonts w:ascii="Cambria Math" w:hAnsi="Cambria Math"/>
-            <w:color w:val="FF0000"/>
-          </w:rPr>
-          <m:t>=-2</m:t>
-        </m:r>
-        <m:d>
-          <m:dPr>
-            <m:ctrlPr>
-              <w:rPr>
-                <w:rFonts w:ascii="Cambria Math" w:hAnsi="Cambria Math"/>
-                <w:i/>
-                <w:color w:val="FF0000"/>
-              </w:rPr>
-            </m:ctrlPr>
-          </m:dPr>
-          <m:e>
-            <m:r>
-              <w:rPr>
-                <w:rFonts w:ascii="Cambria Math" w:hAnsi="Cambria Math"/>
-                <w:color w:val="FF0000"/>
-              </w:rPr>
-              <m:t>16.268-27.857</m:t>
-            </m:r>
-          </m:e>
-        </m:d>
-        <m:r>
-          <w:rPr>
-            <w:rFonts w:ascii="Cambria Math" w:hAnsi="Cambria Math"/>
-            <w:color w:val="FF0000"/>
-          </w:rPr>
-          <m:t>=23.178&gt;</m:t>
+          </w:rPr>
+          <m:t>=27.857-16.268=11.</m:t>
+        </m:r>
+        <m:r>
+          <w:rPr>
+            <w:rFonts w:ascii="Cambria Math" w:hAnsi="Cambria Math"/>
+          </w:rPr>
+          <m:t>5</m:t>
+        </m:r>
+        <m:r>
+          <w:rPr>
+            <w:rFonts w:ascii="Cambria Math" w:hAnsi="Cambria Math"/>
+          </w:rPr>
+          <m:t>89&gt;</m:t>
         </m:r>
         <m:sSubSup>
           <m:sSubSupPr>
@@ -2305,7 +2570,6 @@
               <w:rPr>
                 <w:rFonts w:ascii="Cambria Math" w:hAnsi="Cambria Math"/>
                 <w:i/>
-                <w:color w:val="FF0000"/>
               </w:rPr>
             </m:ctrlPr>
           </m:sSubSupPr>
@@ -2313,7 +2577,6 @@
             <m:r>
               <w:rPr>
                 <w:rFonts w:ascii="Cambria Math" w:hAnsi="Cambria Math"/>
-                <w:color w:val="FF0000"/>
               </w:rPr>
               <m:t>χ</m:t>
             </m:r>
@@ -2325,7 +2588,6 @@
                   <w:rPr>
                     <w:rFonts w:ascii="Cambria Math" w:hAnsi="Cambria Math"/>
                     <w:i/>
-                    <w:color w:val="FF0000"/>
                   </w:rPr>
                 </m:ctrlPr>
               </m:dPr>
@@ -2333,18 +2595,22 @@
                 <m:r>
                   <w:rPr>
                     <w:rFonts w:ascii="Cambria Math" w:hAnsi="Cambria Math"/>
-                    <w:color w:val="FF0000"/>
                   </w:rPr>
                   <m:t>1</m:t>
                 </m:r>
               </m:e>
             </m:d>
+            <m:r>
+              <w:rPr>
+                <w:rFonts w:ascii="Cambria Math" w:hAnsi="Cambria Math"/>
+              </w:rPr>
+              <m:t>,0.95</m:t>
+            </m:r>
           </m:sub>
           <m:sup>
             <m:r>
               <w:rPr>
                 <w:rFonts w:ascii="Cambria Math" w:hAnsi="Cambria Math"/>
-                <w:color w:val="FF0000"/>
               </w:rPr>
               <m:t>2</m:t>
             </m:r>
@@ -2353,7 +2619,6 @@
         <m:r>
           <w:rPr>
             <w:rFonts w:ascii="Cambria Math" w:hAnsi="Cambria Math"/>
-            <w:color w:val="FF0000"/>
           </w:rPr>
           <m:t>=3.84</m:t>
         </m:r>
@@ -2361,31 +2626,25 @@
       <w:r>
         <w:rPr>
           <w:rFonts w:hint="eastAsia"/>
-          <w:color w:val="FF0000"/>
         </w:rPr>
         <w:t>.</w:t>
+      </w:r>
+      <w:r>
+        <w:rPr>
+          <w:rFonts w:hint="eastAsia"/>
+        </w:rPr>
+        <w:t xml:space="preserve"> </w:t>
       </w:r>
     </w:p>
     <w:p>
       <w:pPr>
         <w:spacing w:line="360" w:lineRule="auto"/>
       </w:pPr>
-    </w:p>
-    <w:p>
-      <w:pPr>
-        <w:spacing w:line="360" w:lineRule="auto"/>
-        <w:rPr>
-          <w:b/>
-          <w:bCs/>
-        </w:rPr>
-      </w:pPr>
-      <w:r>
-        <w:rPr>
-          <w:rFonts w:hint="eastAsia"/>
-          <w:b/>
-          <w:bCs/>
-        </w:rPr>
-        <w:t>3.13</w:t>
+      <w:r>
+        <w:rPr>
+          <w:rFonts w:hint="eastAsia"/>
+        </w:rPr>
+        <w:t>Since the Wald test and likelihood-ratio test are both significant, it implies treatment A is significantly better than treatment B.</w:t>
       </w:r>
     </w:p>
     <w:p>
@@ -2396,64 +2655,7 @@
         <w:rPr>
           <w:rFonts w:hint="eastAsia"/>
         </w:rPr>
-        <w:t xml:space="preserve">(a) </w:t>
-      </w:r>
-      <m:oMath>
-        <m:func>
-          <m:funcPr>
-            <m:ctrlPr>
-              <w:rPr>
-                <w:rFonts w:ascii="Cambria Math" w:hAnsi="Cambria Math"/>
-                <w:i/>
-              </w:rPr>
-            </m:ctrlPr>
-          </m:funcPr>
-          <m:fName>
-            <m:r>
-              <m:rPr>
-                <m:sty m:val="p"/>
-              </m:rPr>
-              <w:rPr>
-                <w:rFonts w:ascii="Cambria Math" w:hAnsi="Cambria Math"/>
-              </w:rPr>
-              <m:t>log</m:t>
-            </m:r>
-          </m:fName>
-          <m:e>
-            <m:r>
-              <w:rPr>
-                <w:rFonts w:ascii="Cambria Math" w:hAnsi="Cambria Math"/>
-              </w:rPr>
-              <m:t>(μ)</m:t>
-            </m:r>
-          </m:e>
-        </m:func>
-        <m:r>
-          <w:rPr>
-            <w:rFonts w:ascii="Cambria Math" w:hAnsi="Cambria Math"/>
-          </w:rPr>
-          <m:t>=-0.428+0.589x</m:t>
-        </m:r>
-      </m:oMath>
-      <w:r>
-        <w:rPr>
-          <w:rFonts w:hint="eastAsia"/>
-        </w:rPr>
-        <w:t xml:space="preserve">. When </w:t>
-      </w:r>
-      <m:oMath>
-        <m:r>
-          <w:rPr>
-            <w:rFonts w:ascii="Cambria Math" w:hAnsi="Cambria Math"/>
-          </w:rPr>
-          <m:t>x=2.44</m:t>
-        </m:r>
-      </m:oMath>
-      <w:r>
-        <w:rPr>
-          <w:rFonts w:hint="eastAsia"/>
-        </w:rPr>
-        <w:t>, the estimated mean is 2.744.</w:t>
+        <w:t xml:space="preserve">(b) </w:t>
       </w:r>
     </w:p>
     <w:p>
@@ -2464,7 +2666,21 @@
         <w:rPr>
           <w:rFonts w:hint="eastAsia"/>
         </w:rPr>
-        <w:t>(b)  </w:t>
+        <w:t xml:space="preserve">The Wald 95% CI for </w:t>
+      </w:r>
+      <m:oMath>
+        <m:r>
+          <w:rPr>
+            <w:rFonts w:ascii="Cambria Math" w:hAnsi="Cambria Math"/>
+          </w:rPr>
+          <m:t>β</m:t>
+        </m:r>
+      </m:oMath>
+      <w:r>
+        <w:rPr>
+          <w:rFonts w:hint="eastAsia"/>
+        </w:rPr>
+        <w:t xml:space="preserve"> is </w:t>
       </w:r>
       <m:oMath>
         <m:acc>
@@ -2489,14 +2705,242 @@
           <w:rPr>
             <w:rFonts w:ascii="Cambria Math" w:hAnsi="Cambria Math"/>
           </w:rPr>
-          <m:t>=0.589</m:t>
+          <m:t>±1.96</m:t>
+        </m:r>
+        <m:d>
+          <m:dPr>
+            <m:ctrlPr>
+              <w:rPr>
+                <w:rFonts w:ascii="Cambria Math" w:hAnsi="Cambria Math"/>
+                <w:i/>
+              </w:rPr>
+            </m:ctrlPr>
+          </m:dPr>
+          <m:e>
+            <m:r>
+              <w:rPr>
+                <w:rFonts w:ascii="Cambria Math" w:hAnsi="Cambria Math"/>
+              </w:rPr>
+              <m:t>SE</m:t>
+            </m:r>
+          </m:e>
+        </m:d>
+        <m:r>
+          <w:rPr>
+            <w:rFonts w:ascii="Cambria Math" w:hAnsi="Cambria Math"/>
+          </w:rPr>
+          <m:t>=0.5878±1.96</m:t>
+        </m:r>
+        <m:d>
+          <m:dPr>
+            <m:ctrlPr>
+              <w:rPr>
+                <w:rFonts w:ascii="Cambria Math" w:hAnsi="Cambria Math"/>
+                <w:i/>
+              </w:rPr>
+            </m:ctrlPr>
+          </m:dPr>
+          <m:e>
+            <m:r>
+              <w:rPr>
+                <w:rFonts w:ascii="Cambria Math" w:hAnsi="Cambria Math"/>
+              </w:rPr>
+              <m:t>0.1764</m:t>
+            </m:r>
+          </m:e>
+        </m:d>
+        <m:r>
+          <w:rPr>
+            <w:rFonts w:ascii="Cambria Math" w:hAnsi="Cambria Math"/>
+          </w:rPr>
+          <m:t>=(0.242,0.934)</m:t>
         </m:r>
       </m:oMath>
       <w:r>
         <w:rPr>
           <w:rFonts w:hint="eastAsia"/>
         </w:rPr>
-        <w:t xml:space="preserve">, </w:t>
+        <w:t xml:space="preserve">. </w:t>
+      </w:r>
+      <w:r>
+        <w:rPr>
+          <w:rFonts w:hint="eastAsia"/>
+        </w:rPr>
+        <w:t>T</w:t>
+      </w:r>
+      <w:r>
+        <w:rPr>
+          <w:rFonts w:hint="eastAsia"/>
+        </w:rPr>
+        <w:t xml:space="preserve">he </w:t>
+      </w:r>
+      <w:r>
+        <w:rPr>
+          <w:rFonts w:hint="eastAsia"/>
+        </w:rPr>
+        <w:t xml:space="preserve">Wald </w:t>
+      </w:r>
+      <w:r>
+        <w:rPr>
+          <w:rFonts w:hint="eastAsia"/>
+        </w:rPr>
+        <w:t xml:space="preserve">95% CI for </w:t>
+      </w:r>
+      <m:oMath>
+        <m:sSub>
+          <m:sSubPr>
+            <m:ctrlPr>
+              <w:rPr>
+                <w:rFonts w:ascii="Cambria Math" w:hAnsi="Cambria Math"/>
+                <w:i/>
+              </w:rPr>
+            </m:ctrlPr>
+          </m:sSubPr>
+          <m:e>
+            <m:r>
+              <w:rPr>
+                <w:rFonts w:ascii="Cambria Math" w:hAnsi="Cambria Math"/>
+              </w:rPr>
+              <m:t>μ</m:t>
+            </m:r>
+          </m:e>
+          <m:sub>
+            <m:r>
+              <w:rPr>
+                <w:rFonts w:ascii="Cambria Math" w:hAnsi="Cambria Math"/>
+              </w:rPr>
+              <m:t>B</m:t>
+            </m:r>
+          </m:sub>
+        </m:sSub>
+        <m:r>
+          <w:rPr>
+            <w:rFonts w:ascii="Cambria Math" w:hAnsi="Cambria Math"/>
+          </w:rPr>
+          <m:t>/</m:t>
+        </m:r>
+        <m:sSub>
+          <m:sSubPr>
+            <m:ctrlPr>
+              <w:rPr>
+                <w:rFonts w:ascii="Cambria Math" w:hAnsi="Cambria Math"/>
+                <w:i/>
+              </w:rPr>
+            </m:ctrlPr>
+          </m:sSubPr>
+          <m:e>
+            <m:r>
+              <w:rPr>
+                <w:rFonts w:ascii="Cambria Math" w:hAnsi="Cambria Math"/>
+              </w:rPr>
+              <m:t>μ</m:t>
+            </m:r>
+          </m:e>
+          <m:sub>
+            <m:r>
+              <w:rPr>
+                <w:rFonts w:ascii="Cambria Math" w:hAnsi="Cambria Math"/>
+              </w:rPr>
+              <m:t>A</m:t>
+            </m:r>
+          </m:sub>
+        </m:sSub>
+      </m:oMath>
+      <w:r>
+        <w:rPr>
+          <w:rFonts w:hint="eastAsia"/>
+        </w:rPr>
+        <w:t xml:space="preserve"> is </w:t>
+      </w:r>
+      <m:oMath>
+        <m:d>
+          <m:dPr>
+            <m:ctrlPr>
+              <w:rPr>
+                <w:rFonts w:ascii="Cambria Math" w:hAnsi="Cambria Math"/>
+                <w:i/>
+              </w:rPr>
+            </m:ctrlPr>
+          </m:dPr>
+          <m:e>
+            <m:sSup>
+              <m:sSupPr>
+                <m:ctrlPr>
+                  <w:rPr>
+                    <w:rFonts w:ascii="Cambria Math" w:hAnsi="Cambria Math"/>
+                    <w:i/>
+                  </w:rPr>
+                </m:ctrlPr>
+              </m:sSupPr>
+              <m:e>
+                <m:r>
+                  <w:rPr>
+                    <w:rFonts w:ascii="Cambria Math" w:hAnsi="Cambria Math"/>
+                  </w:rPr>
+                  <m:t>e</m:t>
+                </m:r>
+              </m:e>
+              <m:sup>
+                <m:r>
+                  <w:rPr>
+                    <w:rFonts w:ascii="Cambria Math" w:hAnsi="Cambria Math"/>
+                  </w:rPr>
+                  <m:t>0.242</m:t>
+                </m:r>
+              </m:sup>
+            </m:sSup>
+            <m:r>
+              <w:rPr>
+                <w:rFonts w:ascii="Cambria Math" w:hAnsi="Cambria Math"/>
+              </w:rPr>
+              <m:t>,</m:t>
+            </m:r>
+            <m:sSup>
+              <m:sSupPr>
+                <m:ctrlPr>
+                  <w:rPr>
+                    <w:rFonts w:ascii="Cambria Math" w:hAnsi="Cambria Math"/>
+                    <w:i/>
+                  </w:rPr>
+                </m:ctrlPr>
+              </m:sSupPr>
+              <m:e>
+                <m:r>
+                  <w:rPr>
+                    <w:rFonts w:ascii="Cambria Math" w:hAnsi="Cambria Math"/>
+                  </w:rPr>
+                  <m:t>e</m:t>
+                </m:r>
+              </m:e>
+              <m:sup>
+                <m:r>
+                  <w:rPr>
+                    <w:rFonts w:ascii="Cambria Math" w:hAnsi="Cambria Math"/>
+                  </w:rPr>
+                  <m:t>0.934</m:t>
+                </m:r>
+              </m:sup>
+            </m:sSup>
+          </m:e>
+        </m:d>
+        <m:r>
+          <w:rPr>
+            <w:rFonts w:ascii="Cambria Math" w:hAnsi="Cambria Math"/>
+          </w:rPr>
+          <m:t>=(1.274, 2.544)</m:t>
+        </m:r>
+      </m:oMath>
+      <w:r>
+        <w:rPr>
+          <w:rFonts w:hint="eastAsia"/>
+        </w:rPr>
+        <w:t>.</w:t>
+      </w:r>
+      <w:r>
+        <w:rPr>
+          <w:rFonts w:hint="eastAsia"/>
+        </w:rPr>
+        <w:t xml:space="preserve"> </w:t>
       </w:r>
     </w:p>
     <w:p>
@@ -2507,7 +2951,190 @@
         <w:rPr>
           <w:rFonts w:hint="eastAsia"/>
         </w:rPr>
-        <w:t xml:space="preserve">(c) </w:t>
+        <w:t xml:space="preserve">The profile likelihood 95% CI for </w:t>
+      </w:r>
+      <m:oMath>
+        <m:r>
+          <w:rPr>
+            <w:rFonts w:ascii="Cambria Math" w:hAnsi="Cambria Math"/>
+          </w:rPr>
+          <m:t>β</m:t>
+        </m:r>
+      </m:oMath>
+      <w:r>
+        <w:rPr>
+          <w:rFonts w:hint="eastAsia"/>
+        </w:rPr>
+        <w:t xml:space="preserve"> is </w:t>
+      </w:r>
+      <m:oMath>
+        <m:d>
+          <m:dPr>
+            <m:ctrlPr>
+              <w:rPr>
+                <w:rFonts w:ascii="Cambria Math" w:hAnsi="Cambria Math"/>
+                <w:i/>
+              </w:rPr>
+            </m:ctrlPr>
+          </m:dPr>
+          <m:e>
+            <m:r>
+              <w:rPr>
+                <w:rFonts w:ascii="Cambria Math" w:hAnsi="Cambria Math"/>
+              </w:rPr>
+              <m:t>0.</m:t>
+            </m:r>
+            <m:r>
+              <w:rPr>
+                <w:rFonts w:ascii="Cambria Math" w:hAnsi="Cambria Math"/>
+              </w:rPr>
+              <m:t>2469</m:t>
+            </m:r>
+            <m:r>
+              <w:rPr>
+                <w:rFonts w:ascii="Cambria Math" w:hAnsi="Cambria Math"/>
+              </w:rPr>
+              <m:t>, 0.</m:t>
+            </m:r>
+            <m:r>
+              <w:rPr>
+                <w:rFonts w:ascii="Cambria Math" w:hAnsi="Cambria Math"/>
+              </w:rPr>
+              <m:t>9401</m:t>
+            </m:r>
+          </m:e>
+        </m:d>
+      </m:oMath>
+      <w:r>
+        <w:rPr>
+          <w:rFonts w:hint="eastAsia"/>
+        </w:rPr>
+        <w:t xml:space="preserve">. The profile likelihood 95% CI is </w:t>
+      </w:r>
+      <m:oMath>
+        <m:d>
+          <m:dPr>
+            <m:ctrlPr>
+              <w:rPr>
+                <w:rFonts w:ascii="Cambria Math" w:hAnsi="Cambria Math"/>
+                <w:i/>
+              </w:rPr>
+            </m:ctrlPr>
+          </m:dPr>
+          <m:e>
+            <m:sSup>
+              <m:sSupPr>
+                <m:ctrlPr>
+                  <w:rPr>
+                    <w:rFonts w:ascii="Cambria Math" w:hAnsi="Cambria Math"/>
+                    <w:i/>
+                  </w:rPr>
+                </m:ctrlPr>
+              </m:sSupPr>
+              <m:e>
+                <m:r>
+                  <w:rPr>
+                    <w:rFonts w:ascii="Cambria Math" w:hAnsi="Cambria Math"/>
+                  </w:rPr>
+                  <m:t>e</m:t>
+                </m:r>
+              </m:e>
+              <m:sup>
+                <m:r>
+                  <w:rPr>
+                    <w:rFonts w:ascii="Cambria Math" w:hAnsi="Cambria Math"/>
+                  </w:rPr>
+                  <m:t>0.4597</m:t>
+                </m:r>
+              </m:sup>
+            </m:sSup>
+            <m:r>
+              <w:rPr>
+                <w:rFonts w:ascii="Cambria Math" w:hAnsi="Cambria Math"/>
+              </w:rPr>
+              <m:t>,</m:t>
+            </m:r>
+            <m:sSup>
+              <m:sSupPr>
+                <m:ctrlPr>
+                  <w:rPr>
+                    <w:rFonts w:ascii="Cambria Math" w:hAnsi="Cambria Math"/>
+                    <w:i/>
+                  </w:rPr>
+                </m:ctrlPr>
+              </m:sSupPr>
+              <m:e>
+                <m:r>
+                  <w:rPr>
+                    <w:rFonts w:ascii="Cambria Math" w:hAnsi="Cambria Math"/>
+                  </w:rPr>
+                  <m:t>e</m:t>
+                </m:r>
+              </m:e>
+              <m:sup>
+                <m:r>
+                  <w:rPr>
+                    <w:rFonts w:ascii="Cambria Math" w:hAnsi="Cambria Math"/>
+                  </w:rPr>
+                  <m:t>0.7145</m:t>
+                </m:r>
+              </m:sup>
+            </m:sSup>
+          </m:e>
+        </m:d>
+        <m:r>
+          <w:rPr>
+            <w:rFonts w:ascii="Cambria Math" w:hAnsi="Cambria Math"/>
+          </w:rPr>
+          <m:t>=(1.</m:t>
+        </m:r>
+        <m:r>
+          <w:rPr>
+            <w:rFonts w:ascii="Cambria Math" w:hAnsi="Cambria Math"/>
+          </w:rPr>
+          <m:t>28</m:t>
+        </m:r>
+        <m:r>
+          <w:rPr>
+            <w:rFonts w:ascii="Cambria Math" w:hAnsi="Cambria Math"/>
+          </w:rPr>
+          <m:t>,  2.</m:t>
+        </m:r>
+        <m:r>
+          <w:rPr>
+            <w:rFonts w:ascii="Cambria Math" w:hAnsi="Cambria Math"/>
+          </w:rPr>
+          <m:t>56</m:t>
+        </m:r>
+        <m:r>
+          <w:rPr>
+            <w:rFonts w:ascii="Cambria Math" w:hAnsi="Cambria Math"/>
+          </w:rPr>
+          <m:t>)</m:t>
+        </m:r>
+      </m:oMath>
+      <w:r>
+        <w:rPr>
+          <w:rFonts w:hint="eastAsia"/>
+        </w:rPr>
+        <w:t>.</w:t>
+      </w:r>
+    </w:p>
+    <w:p>
+      <w:pPr>
+        <w:spacing w:line="360" w:lineRule="auto"/>
+        <w:rPr>
+          <w:b/>
+          <w:bCs/>
+        </w:rPr>
+      </w:pPr>
+      <w:r>
+        <w:rPr>
+          <w:rFonts w:hint="eastAsia"/>
+          <w:b/>
+          <w:bCs/>
+        </w:rPr>
+        <w:t>3.13</w:t>
       </w:r>
     </w:p>
     <w:p>
@@ -2518,24 +3145,88 @@
         <w:rPr>
           <w:rFonts w:hint="eastAsia"/>
         </w:rPr>
-        <w:t>123</w:t>
-      </w:r>
-    </w:p>
-    <w:p>
-      <w:pPr>
-        <w:spacing w:line="360" w:lineRule="auto"/>
-        <w:rPr>
-          <w:b/>
-          <w:bCs/>
-        </w:rPr>
-      </w:pPr>
-      <w:r>
-        <w:rPr>
-          <w:rFonts w:hint="eastAsia"/>
-          <w:b/>
-          <w:bCs/>
-        </w:rPr>
-        <w:t>3.15</w:t>
+        <w:t xml:space="preserve">(a) </w:t>
+      </w:r>
+      <m:oMath>
+        <m:func>
+          <m:funcPr>
+            <m:ctrlPr>
+              <w:rPr>
+                <w:rFonts w:ascii="Cambria Math" w:hAnsi="Cambria Math"/>
+                <w:i/>
+              </w:rPr>
+            </m:ctrlPr>
+          </m:funcPr>
+          <m:fName>
+            <m:r>
+              <m:rPr>
+                <m:sty m:val="p"/>
+              </m:rPr>
+              <w:rPr>
+                <w:rFonts w:ascii="Cambria Math" w:hAnsi="Cambria Math"/>
+              </w:rPr>
+              <m:t>log</m:t>
+            </m:r>
+          </m:fName>
+          <m:e>
+            <m:r>
+              <w:rPr>
+                <w:rFonts w:ascii="Cambria Math" w:hAnsi="Cambria Math"/>
+              </w:rPr>
+              <m:t>(μ)</m:t>
+            </m:r>
+          </m:e>
+        </m:func>
+        <m:r>
+          <w:rPr>
+            <w:rFonts w:ascii="Cambria Math" w:hAnsi="Cambria Math"/>
+          </w:rPr>
+          <m:t>=-0.428+0.589</m:t>
+        </m:r>
+        <m:r>
+          <w:rPr>
+            <w:rFonts w:ascii="Cambria Math" w:hAnsi="Cambria Math"/>
+          </w:rPr>
+          <m:t>3</m:t>
+        </m:r>
+        <m:r>
+          <w:rPr>
+            <w:rFonts w:ascii="Cambria Math" w:hAnsi="Cambria Math"/>
+          </w:rPr>
+          <m:t>x</m:t>
+        </m:r>
+      </m:oMath>
+      <w:r>
+        <w:rPr>
+          <w:rFonts w:hint="eastAsia"/>
+        </w:rPr>
+        <w:t xml:space="preserve">. When </w:t>
+      </w:r>
+      <m:oMath>
+        <m:r>
+          <w:rPr>
+            <w:rFonts w:ascii="Cambria Math" w:hAnsi="Cambria Math"/>
+          </w:rPr>
+          <m:t>x=2.44</m:t>
+        </m:r>
+      </m:oMath>
+      <w:r>
+        <w:rPr>
+          <w:rFonts w:hint="eastAsia"/>
+        </w:rPr>
+        <w:t>, the estimated mean</w:t>
+      </w:r>
+      <w:r>
+        <w:rPr>
+          <w:rFonts w:hint="eastAsia"/>
+        </w:rPr>
+        <w:t xml:space="preserve"> response</w:t>
+      </w:r>
+      <w:r>
+        <w:rPr>
+          <w:rFonts w:hint="eastAsia"/>
+        </w:rPr>
+        <w:t xml:space="preserve"> is 2.744.</w:t>
       </w:r>
     </w:p>
     <w:p>
@@ -2546,13 +3237,106 @@
         <w:rPr>
           <w:rFonts w:hint="eastAsia"/>
         </w:rPr>
-        <w:t>(a) True</w:t>
-      </w:r>
-      <w:r>
-        <w:rPr>
-          <w:rFonts w:hint="eastAsia"/>
-        </w:rPr>
-        <w:t>.</w:t>
+        <w:t>(b)  </w:t>
+      </w:r>
+      <m:oMath>
+        <m:acc>
+          <m:accPr>
+            <m:ctrlPr>
+              <w:rPr>
+                <w:rFonts w:ascii="Cambria Math" w:hAnsi="Cambria Math"/>
+                <w:i/>
+              </w:rPr>
+            </m:ctrlPr>
+          </m:accPr>
+          <m:e>
+            <m:r>
+              <w:rPr>
+                <w:rFonts w:ascii="Cambria Math" w:hAnsi="Cambria Math"/>
+              </w:rPr>
+              <m:t>β</m:t>
+            </m:r>
+          </m:e>
+        </m:acc>
+        <m:r>
+          <w:rPr>
+            <w:rFonts w:ascii="Cambria Math" w:hAnsi="Cambria Math"/>
+          </w:rPr>
+          <m:t>=0.589</m:t>
+        </m:r>
+        <m:r>
+          <w:rPr>
+            <w:rFonts w:ascii="Cambria Math" w:hAnsi="Cambria Math"/>
+          </w:rPr>
+          <m:t>3</m:t>
+        </m:r>
+      </m:oMath>
+      <w:r>
+        <w:rPr>
+          <w:rFonts w:hint="eastAsia"/>
+        </w:rPr>
+        <w:t xml:space="preserve">, </w:t>
+      </w:r>
+      <m:oMath>
+        <m:sSup>
+          <m:sSupPr>
+            <m:ctrlPr>
+              <w:rPr>
+                <w:rFonts w:ascii="Cambria Math" w:hAnsi="Cambria Math"/>
+                <w:i/>
+              </w:rPr>
+            </m:ctrlPr>
+          </m:sSupPr>
+          <m:e>
+            <m:r>
+              <w:rPr>
+                <w:rFonts w:ascii="Cambria Math" w:hAnsi="Cambria Math"/>
+              </w:rPr>
+              <m:t>e</m:t>
+            </m:r>
+          </m:e>
+          <m:sup>
+            <m:r>
+              <w:rPr>
+                <w:rFonts w:ascii="Cambria Math" w:hAnsi="Cambria Math"/>
+              </w:rPr>
+              <m:t>0.589</m:t>
+            </m:r>
+          </m:sup>
+        </m:sSup>
+        <m:r>
+          <w:rPr>
+            <w:rFonts w:ascii="Cambria Math" w:hAnsi="Cambria Math"/>
+          </w:rPr>
+          <m:t>=1.803</m:t>
+        </m:r>
+      </m:oMath>
+      <w:r>
+        <w:rPr>
+          <w:rFonts w:hint="eastAsia"/>
+        </w:rPr>
+        <w:t>, which means a</w:t>
+      </w:r>
+      <w:r>
+        <w:t xml:space="preserve"> 1-cm increase in the </w:t>
+      </w:r>
+      <w:r>
+        <w:rPr>
+          <w:rFonts w:hint="eastAsia"/>
+        </w:rPr>
+        <w:t>weight</w:t>
+      </w:r>
+      <w:r>
+        <w:t xml:space="preserve"> has an </w:t>
+      </w:r>
+      <w:r>
+        <w:rPr>
+          <w:rFonts w:hint="eastAsia"/>
+        </w:rPr>
+        <w:t>80.3</w:t>
+      </w:r>
+      <w:r>
+        <w:t>% increase in the estimated mean number of satellites.</w:t>
       </w:r>
       <w:r>
         <w:rPr>
@@ -2564,15 +3348,830 @@
     <w:p>
       <w:pPr>
         <w:spacing w:line="360" w:lineRule="auto"/>
-        <w:rPr>
-          <w:iCs/>
-        </w:rPr>
       </w:pPr>
       <w:r>
         <w:rPr>
           <w:rFonts w:hint="eastAsia"/>
         </w:rPr>
-        <w:t xml:space="preserve">(b) </w:t>
+        <w:t xml:space="preserve">The Wald 95% CI for </w:t>
+      </w:r>
+      <m:oMath>
+        <m:r>
+          <w:rPr>
+            <w:rFonts w:ascii="Cambria Math" w:hAnsi="Cambria Math"/>
+          </w:rPr>
+          <m:t>β</m:t>
+        </m:r>
+      </m:oMath>
+      <w:r>
+        <w:rPr>
+          <w:rFonts w:hint="eastAsia"/>
+        </w:rPr>
+        <w:t xml:space="preserve"> is </w:t>
+      </w:r>
+      <m:oMath>
+        <m:acc>
+          <m:accPr>
+            <m:ctrlPr>
+              <w:rPr>
+                <w:rFonts w:ascii="Cambria Math" w:hAnsi="Cambria Math"/>
+                <w:i/>
+              </w:rPr>
+            </m:ctrlPr>
+          </m:accPr>
+          <m:e>
+            <m:r>
+              <w:rPr>
+                <w:rFonts w:ascii="Cambria Math" w:hAnsi="Cambria Math"/>
+              </w:rPr>
+              <m:t>β</m:t>
+            </m:r>
+          </m:e>
+        </m:acc>
+        <m:r>
+          <w:rPr>
+            <w:rFonts w:ascii="Cambria Math" w:hAnsi="Cambria Math"/>
+          </w:rPr>
+          <m:t>±1.96</m:t>
+        </m:r>
+        <m:d>
+          <m:dPr>
+            <m:ctrlPr>
+              <w:rPr>
+                <w:rFonts w:ascii="Cambria Math" w:hAnsi="Cambria Math"/>
+                <w:i/>
+              </w:rPr>
+            </m:ctrlPr>
+          </m:dPr>
+          <m:e>
+            <m:r>
+              <w:rPr>
+                <w:rFonts w:ascii="Cambria Math" w:hAnsi="Cambria Math"/>
+              </w:rPr>
+              <m:t>SE</m:t>
+            </m:r>
+          </m:e>
+        </m:d>
+        <m:r>
+          <w:rPr>
+            <w:rFonts w:ascii="Cambria Math" w:hAnsi="Cambria Math"/>
+          </w:rPr>
+          <m:t>=0.589</m:t>
+        </m:r>
+        <m:r>
+          <w:rPr>
+            <w:rFonts w:ascii="Cambria Math" w:hAnsi="Cambria Math"/>
+          </w:rPr>
+          <m:t>3</m:t>
+        </m:r>
+        <m:r>
+          <w:rPr>
+            <w:rFonts w:ascii="Cambria Math" w:hAnsi="Cambria Math"/>
+          </w:rPr>
+          <m:t>±1.96</m:t>
+        </m:r>
+        <m:d>
+          <m:dPr>
+            <m:ctrlPr>
+              <w:rPr>
+                <w:rFonts w:ascii="Cambria Math" w:hAnsi="Cambria Math"/>
+                <w:i/>
+              </w:rPr>
+            </m:ctrlPr>
+          </m:dPr>
+          <m:e>
+            <m:r>
+              <w:rPr>
+                <w:rFonts w:ascii="Cambria Math" w:hAnsi="Cambria Math"/>
+              </w:rPr>
+              <m:t>0.065</m:t>
+            </m:r>
+          </m:e>
+        </m:d>
+        <m:r>
+          <w:rPr>
+            <w:rFonts w:ascii="Cambria Math" w:hAnsi="Cambria Math"/>
+          </w:rPr>
+          <m:t>=(0.461</m:t>
+        </m:r>
+        <m:r>
+          <w:rPr>
+            <w:rFonts w:ascii="Cambria Math" w:hAnsi="Cambria Math"/>
+          </w:rPr>
+          <m:t>9</m:t>
+        </m:r>
+        <m:r>
+          <w:rPr>
+            <w:rFonts w:ascii="Cambria Math" w:hAnsi="Cambria Math"/>
+          </w:rPr>
+          <m:t>,  0.716</m:t>
+        </m:r>
+        <m:r>
+          <w:rPr>
+            <w:rFonts w:ascii="Cambria Math" w:hAnsi="Cambria Math"/>
+          </w:rPr>
+          <m:t>7</m:t>
+        </m:r>
+        <m:r>
+          <w:rPr>
+            <w:rFonts w:ascii="Cambria Math" w:hAnsi="Cambria Math"/>
+          </w:rPr>
+          <m:t>)</m:t>
+        </m:r>
+      </m:oMath>
+      <w:r>
+        <w:rPr>
+          <w:rFonts w:hint="eastAsia"/>
+        </w:rPr>
+        <w:t xml:space="preserve">. the Wald 95% CI for </w:t>
+      </w:r>
+      <w:r>
+        <w:t>the multiplicative effect of a 1-kg increase</w:t>
+      </w:r>
+      <w:r>
+        <w:rPr>
+          <w:rFonts w:hint="eastAsia"/>
+        </w:rPr>
+        <w:t xml:space="preserve"> is </w:t>
+      </w:r>
+      <m:oMath>
+        <m:d>
+          <m:dPr>
+            <m:ctrlPr>
+              <w:rPr>
+                <w:rFonts w:ascii="Cambria Math" w:hAnsi="Cambria Math"/>
+                <w:i/>
+              </w:rPr>
+            </m:ctrlPr>
+          </m:dPr>
+          <m:e>
+            <m:sSup>
+              <m:sSupPr>
+                <m:ctrlPr>
+                  <w:rPr>
+                    <w:rFonts w:ascii="Cambria Math" w:hAnsi="Cambria Math"/>
+                    <w:i/>
+                  </w:rPr>
+                </m:ctrlPr>
+              </m:sSupPr>
+              <m:e>
+                <m:r>
+                  <w:rPr>
+                    <w:rFonts w:ascii="Cambria Math" w:hAnsi="Cambria Math"/>
+                  </w:rPr>
+                  <m:t>e</m:t>
+                </m:r>
+              </m:e>
+              <m:sup>
+                <m:r>
+                  <w:rPr>
+                    <w:rFonts w:ascii="Cambria Math" w:hAnsi="Cambria Math"/>
+                  </w:rPr>
+                  <m:t>0.461</m:t>
+                </m:r>
+                <m:r>
+                  <w:rPr>
+                    <w:rFonts w:ascii="Cambria Math" w:hAnsi="Cambria Math"/>
+                  </w:rPr>
+                  <m:t>9</m:t>
+                </m:r>
+              </m:sup>
+            </m:sSup>
+            <m:r>
+              <w:rPr>
+                <w:rFonts w:ascii="Cambria Math" w:hAnsi="Cambria Math"/>
+              </w:rPr>
+              <m:t>,</m:t>
+            </m:r>
+            <m:sSup>
+              <m:sSupPr>
+                <m:ctrlPr>
+                  <w:rPr>
+                    <w:rFonts w:ascii="Cambria Math" w:hAnsi="Cambria Math"/>
+                    <w:i/>
+                  </w:rPr>
+                </m:ctrlPr>
+              </m:sSupPr>
+              <m:e>
+                <m:r>
+                  <w:rPr>
+                    <w:rFonts w:ascii="Cambria Math" w:hAnsi="Cambria Math"/>
+                  </w:rPr>
+                  <m:t>e</m:t>
+                </m:r>
+              </m:e>
+              <m:sup>
+                <m:r>
+                  <w:rPr>
+                    <w:rFonts w:ascii="Cambria Math" w:hAnsi="Cambria Math"/>
+                  </w:rPr>
+                  <m:t>0.716</m:t>
+                </m:r>
+                <m:r>
+                  <w:rPr>
+                    <w:rFonts w:ascii="Cambria Math" w:hAnsi="Cambria Math"/>
+                  </w:rPr>
+                  <m:t>7</m:t>
+                </m:r>
+              </m:sup>
+            </m:sSup>
+          </m:e>
+        </m:d>
+        <m:r>
+          <w:rPr>
+            <w:rFonts w:ascii="Cambria Math" w:hAnsi="Cambria Math"/>
+          </w:rPr>
+          <m:t>=(1.587,  2.04</m:t>
+        </m:r>
+        <m:r>
+          <w:rPr>
+            <w:rFonts w:ascii="Cambria Math" w:hAnsi="Cambria Math"/>
+          </w:rPr>
+          <m:t>8</m:t>
+        </m:r>
+        <m:r>
+          <w:rPr>
+            <w:rFonts w:ascii="Cambria Math" w:hAnsi="Cambria Math"/>
+          </w:rPr>
+          <m:t>)</m:t>
+        </m:r>
+      </m:oMath>
+      <w:r>
+        <w:rPr>
+          <w:rFonts w:hint="eastAsia"/>
+        </w:rPr>
+        <w:t>.</w:t>
+      </w:r>
+      <w:r>
+        <w:rPr>
+          <w:rFonts w:hint="eastAsia"/>
+        </w:rPr>
+        <w:t xml:space="preserve"> </w:t>
+      </w:r>
+    </w:p>
+    <w:p>
+      <w:pPr>
+        <w:spacing w:line="360" w:lineRule="auto"/>
+        <w:rPr>
+          <w:rFonts w:hint="eastAsia"/>
+        </w:rPr>
+      </w:pPr>
+      <w:r>
+        <w:rPr>
+          <w:rFonts w:hint="eastAsia"/>
+        </w:rPr>
+        <w:t xml:space="preserve">The profile likelihood 95% CI </w:t>
+      </w:r>
+      <w:r>
+        <w:rPr>
+          <w:rFonts w:hint="eastAsia"/>
+        </w:rPr>
+        <w:t xml:space="preserve">for </w:t>
+      </w:r>
+      <m:oMath>
+        <m:r>
+          <w:rPr>
+            <w:rFonts w:ascii="Cambria Math" w:hAnsi="Cambria Math"/>
+          </w:rPr>
+          <m:t>β</m:t>
+        </m:r>
+      </m:oMath>
+      <w:r>
+        <w:rPr>
+          <w:rFonts w:hint="eastAsia"/>
+        </w:rPr>
+        <w:t xml:space="preserve"> is </w:t>
+      </w:r>
+      <m:oMath>
+        <m:d>
+          <m:dPr>
+            <m:ctrlPr>
+              <w:rPr>
+                <w:rFonts w:ascii="Cambria Math" w:hAnsi="Cambria Math"/>
+                <w:i/>
+              </w:rPr>
+            </m:ctrlPr>
+          </m:dPr>
+          <m:e>
+            <m:r>
+              <w:rPr>
+                <w:rFonts w:ascii="Cambria Math" w:hAnsi="Cambria Math"/>
+              </w:rPr>
+              <m:t>0.4597, 0.7145</m:t>
+            </m:r>
+          </m:e>
+        </m:d>
+      </m:oMath>
+      <w:r>
+        <w:rPr>
+          <w:rFonts w:hint="eastAsia"/>
+        </w:rPr>
+        <w:t xml:space="preserve">. The profile likelihood 95% CI </w:t>
+      </w:r>
+      <w:r>
+        <w:rPr>
+          <w:rFonts w:hint="eastAsia"/>
+        </w:rPr>
+        <w:t xml:space="preserve">for </w:t>
+      </w:r>
+      <w:r>
+        <w:t xml:space="preserve">the multiplicative </w:t>
+      </w:r>
+      <w:r>
+        <w:lastRenderedPageBreak/>
+        <w:t>effect of a 1-kg increase</w:t>
+      </w:r>
+      <w:r>
+        <w:rPr>
+          <w:rFonts w:hint="eastAsia"/>
+        </w:rPr>
+        <w:t xml:space="preserve"> </w:t>
+      </w:r>
+      <w:r>
+        <w:rPr>
+          <w:rFonts w:hint="eastAsia"/>
+        </w:rPr>
+        <w:t xml:space="preserve">is </w:t>
+      </w:r>
+      <m:oMath>
+        <m:d>
+          <m:dPr>
+            <m:ctrlPr>
+              <w:rPr>
+                <w:rFonts w:ascii="Cambria Math" w:hAnsi="Cambria Math"/>
+                <w:i/>
+              </w:rPr>
+            </m:ctrlPr>
+          </m:dPr>
+          <m:e>
+            <m:sSup>
+              <m:sSupPr>
+                <m:ctrlPr>
+                  <w:rPr>
+                    <w:rFonts w:ascii="Cambria Math" w:hAnsi="Cambria Math"/>
+                    <w:i/>
+                  </w:rPr>
+                </m:ctrlPr>
+              </m:sSupPr>
+              <m:e>
+                <m:r>
+                  <w:rPr>
+                    <w:rFonts w:ascii="Cambria Math" w:hAnsi="Cambria Math"/>
+                  </w:rPr>
+                  <m:t>e</m:t>
+                </m:r>
+              </m:e>
+              <m:sup>
+                <m:r>
+                  <w:rPr>
+                    <w:rFonts w:ascii="Cambria Math" w:hAnsi="Cambria Math"/>
+                  </w:rPr>
+                  <m:t>0.</m:t>
+                </m:r>
+                <m:r>
+                  <w:rPr>
+                    <w:rFonts w:ascii="Cambria Math" w:hAnsi="Cambria Math"/>
+                  </w:rPr>
+                  <m:t>4597</m:t>
+                </m:r>
+              </m:sup>
+            </m:sSup>
+            <m:r>
+              <w:rPr>
+                <w:rFonts w:ascii="Cambria Math" w:hAnsi="Cambria Math"/>
+              </w:rPr>
+              <m:t>,</m:t>
+            </m:r>
+            <m:sSup>
+              <m:sSupPr>
+                <m:ctrlPr>
+                  <w:rPr>
+                    <w:rFonts w:ascii="Cambria Math" w:hAnsi="Cambria Math"/>
+                    <w:i/>
+                  </w:rPr>
+                </m:ctrlPr>
+              </m:sSupPr>
+              <m:e>
+                <m:r>
+                  <w:rPr>
+                    <w:rFonts w:ascii="Cambria Math" w:hAnsi="Cambria Math"/>
+                  </w:rPr>
+                  <m:t>e</m:t>
+                </m:r>
+              </m:e>
+              <m:sup>
+                <m:r>
+                  <w:rPr>
+                    <w:rFonts w:ascii="Cambria Math" w:hAnsi="Cambria Math"/>
+                  </w:rPr>
+                  <m:t>0.71</m:t>
+                </m:r>
+                <m:r>
+                  <w:rPr>
+                    <w:rFonts w:ascii="Cambria Math" w:hAnsi="Cambria Math"/>
+                  </w:rPr>
+                  <m:t>45</m:t>
+                </m:r>
+              </m:sup>
+            </m:sSup>
+          </m:e>
+        </m:d>
+        <m:r>
+          <w:rPr>
+            <w:rFonts w:ascii="Cambria Math" w:hAnsi="Cambria Math"/>
+          </w:rPr>
+          <m:t>=(1.58</m:t>
+        </m:r>
+        <m:r>
+          <w:rPr>
+            <w:rFonts w:ascii="Cambria Math" w:hAnsi="Cambria Math"/>
+          </w:rPr>
+          <m:t>4</m:t>
+        </m:r>
+        <m:r>
+          <w:rPr>
+            <w:rFonts w:ascii="Cambria Math" w:hAnsi="Cambria Math"/>
+          </w:rPr>
+          <m:t>,  2.04</m:t>
+        </m:r>
+        <m:r>
+          <w:rPr>
+            <w:rFonts w:ascii="Cambria Math" w:hAnsi="Cambria Math"/>
+          </w:rPr>
+          <m:t>3</m:t>
+        </m:r>
+        <m:r>
+          <w:rPr>
+            <w:rFonts w:ascii="Cambria Math" w:hAnsi="Cambria Math"/>
+          </w:rPr>
+          <m:t>)</m:t>
+        </m:r>
+      </m:oMath>
+      <w:r>
+        <w:rPr>
+          <w:rFonts w:hint="eastAsia"/>
+        </w:rPr>
+        <w:t>.</w:t>
+      </w:r>
+    </w:p>
+    <w:p>
+      <w:pPr>
+        <w:spacing w:line="360" w:lineRule="auto"/>
+      </w:pPr>
+      <w:r>
+        <w:rPr>
+          <w:rFonts w:hint="eastAsia"/>
+        </w:rPr>
+        <w:t xml:space="preserve">(c) </w:t>
+      </w:r>
+    </w:p>
+    <w:p>
+      <w:pPr>
+        <w:spacing w:line="360" w:lineRule="auto"/>
+      </w:pPr>
+      <w:r>
+        <w:rPr>
+          <w:rFonts w:hint="eastAsia"/>
+        </w:rPr>
+        <w:t xml:space="preserve">The Wald test statistic is </w:t>
+      </w:r>
+      <m:oMath>
+        <m:r>
+          <w:rPr>
+            <w:rFonts w:ascii="Cambria Math" w:hAnsi="Cambria Math"/>
+          </w:rPr>
+          <m:t>z=</m:t>
+        </m:r>
+        <m:f>
+          <m:fPr>
+            <m:ctrlPr>
+              <w:rPr>
+                <w:rFonts w:ascii="Cambria Math" w:hAnsi="Cambria Math"/>
+                <w:i/>
+              </w:rPr>
+            </m:ctrlPr>
+          </m:fPr>
+          <m:num>
+            <m:acc>
+              <m:accPr>
+                <m:ctrlPr>
+                  <w:rPr>
+                    <w:rFonts w:ascii="Cambria Math" w:hAnsi="Cambria Math"/>
+                    <w:i/>
+                  </w:rPr>
+                </m:ctrlPr>
+              </m:accPr>
+              <m:e>
+                <m:r>
+                  <w:rPr>
+                    <w:rFonts w:ascii="Cambria Math" w:hAnsi="Cambria Math"/>
+                  </w:rPr>
+                  <m:t>β</m:t>
+                </m:r>
+              </m:e>
+            </m:acc>
+          </m:num>
+          <m:den>
+            <m:r>
+              <w:rPr>
+                <w:rFonts w:ascii="Cambria Math" w:hAnsi="Cambria Math"/>
+              </w:rPr>
+              <m:t>SE</m:t>
+            </m:r>
+          </m:den>
+        </m:f>
+        <m:r>
+          <w:rPr>
+            <w:rFonts w:ascii="Cambria Math" w:hAnsi="Cambria Math"/>
+          </w:rPr>
+          <m:t>=</m:t>
+        </m:r>
+        <m:f>
+          <m:fPr>
+            <m:ctrlPr>
+              <w:rPr>
+                <w:rFonts w:ascii="Cambria Math" w:hAnsi="Cambria Math"/>
+                <w:i/>
+              </w:rPr>
+            </m:ctrlPr>
+          </m:fPr>
+          <m:num>
+            <m:r>
+              <w:rPr>
+                <w:rFonts w:ascii="Cambria Math" w:hAnsi="Cambria Math"/>
+              </w:rPr>
+              <m:t>0.5893</m:t>
+            </m:r>
+          </m:num>
+          <m:den>
+            <m:r>
+              <w:rPr>
+                <w:rFonts w:ascii="Cambria Math" w:hAnsi="Cambria Math"/>
+              </w:rPr>
+              <m:t>0.065</m:t>
+            </m:r>
+          </m:den>
+        </m:f>
+        <m:r>
+          <w:rPr>
+            <w:rFonts w:ascii="Cambria Math" w:hAnsi="Cambria Math"/>
+          </w:rPr>
+          <m:t>=9.064&gt;</m:t>
+        </m:r>
+        <m:sSub>
+          <m:sSubPr>
+            <m:ctrlPr>
+              <w:rPr>
+                <w:rFonts w:ascii="Cambria Math" w:hAnsi="Cambria Math"/>
+                <w:i/>
+              </w:rPr>
+            </m:ctrlPr>
+          </m:sSubPr>
+          <m:e>
+            <m:r>
+              <w:rPr>
+                <w:rFonts w:ascii="Cambria Math" w:hAnsi="Cambria Math"/>
+              </w:rPr>
+              <m:t>z</m:t>
+            </m:r>
+          </m:e>
+          <m:sub>
+            <m:r>
+              <w:rPr>
+                <w:rFonts w:ascii="Cambria Math" w:hAnsi="Cambria Math"/>
+              </w:rPr>
+              <m:t>0.975</m:t>
+            </m:r>
+          </m:sub>
+        </m:sSub>
+        <m:r>
+          <w:rPr>
+            <w:rFonts w:ascii="Cambria Math" w:hAnsi="Cambria Math"/>
+          </w:rPr>
+          <m:t>=1.96</m:t>
+        </m:r>
+      </m:oMath>
+      <w:r>
+        <w:rPr>
+          <w:rFonts w:hint="eastAsia"/>
+        </w:rPr>
+        <w:t xml:space="preserve">. </w:t>
+      </w:r>
+    </w:p>
+    <w:p>
+      <w:pPr>
+        <w:spacing w:line="360" w:lineRule="auto"/>
+      </w:pPr>
+      <w:r>
+        <w:rPr>
+          <w:rFonts w:hint="eastAsia"/>
+        </w:rPr>
+        <w:t xml:space="preserve">The likelihood-ratio test is </w:t>
+      </w:r>
+      <m:oMath>
+        <m:r>
+          <w:rPr>
+            <w:rFonts w:ascii="Cambria Math" w:hAnsi="Cambria Math"/>
+          </w:rPr>
+          <m:t>2</m:t>
+        </m:r>
+        <m:d>
+          <m:dPr>
+            <m:ctrlPr>
+              <w:rPr>
+                <w:rFonts w:ascii="Cambria Math" w:hAnsi="Cambria Math"/>
+                <w:i/>
+              </w:rPr>
+            </m:ctrlPr>
+          </m:dPr>
+          <m:e>
+            <m:sSub>
+              <m:sSubPr>
+                <m:ctrlPr>
+                  <w:rPr>
+                    <w:rFonts w:ascii="Cambria Math" w:hAnsi="Cambria Math"/>
+                    <w:i/>
+                  </w:rPr>
+                </m:ctrlPr>
+              </m:sSubPr>
+              <m:e>
+                <m:r>
+                  <w:rPr>
+                    <w:rFonts w:ascii="Cambria Math" w:hAnsi="Cambria Math"/>
+                  </w:rPr>
+                  <m:t>L</m:t>
+                </m:r>
+              </m:e>
+              <m:sub>
+                <m:r>
+                  <w:rPr>
+                    <w:rFonts w:ascii="Cambria Math" w:hAnsi="Cambria Math"/>
+                  </w:rPr>
+                  <m:t>1</m:t>
+                </m:r>
+              </m:sub>
+            </m:sSub>
+            <m:r>
+              <w:rPr>
+                <w:rFonts w:ascii="Cambria Math" w:hAnsi="Cambria Math"/>
+              </w:rPr>
+              <m:t>-</m:t>
+            </m:r>
+            <m:sSub>
+              <m:sSubPr>
+                <m:ctrlPr>
+                  <w:rPr>
+                    <w:rFonts w:ascii="Cambria Math" w:hAnsi="Cambria Math"/>
+                    <w:i/>
+                  </w:rPr>
+                </m:ctrlPr>
+              </m:sSubPr>
+              <m:e>
+                <m:r>
+                  <w:rPr>
+                    <w:rFonts w:ascii="Cambria Math" w:hAnsi="Cambria Math"/>
+                  </w:rPr>
+                  <m:t>L</m:t>
+                </m:r>
+              </m:e>
+              <m:sub>
+                <m:r>
+                  <w:rPr>
+                    <w:rFonts w:ascii="Cambria Math" w:hAnsi="Cambria Math"/>
+                  </w:rPr>
+                  <m:t>0</m:t>
+                </m:r>
+              </m:sub>
+            </m:sSub>
+          </m:e>
+        </m:d>
+        <m:r>
+          <w:rPr>
+            <w:rFonts w:ascii="Cambria Math" w:hAnsi="Cambria Math"/>
+          </w:rPr>
+          <m:t>=632.79-560.87=71.92&gt;</m:t>
+        </m:r>
+        <m:sSubSup>
+          <m:sSubSupPr>
+            <m:ctrlPr>
+              <w:rPr>
+                <w:rFonts w:ascii="Cambria Math" w:hAnsi="Cambria Math"/>
+                <w:i/>
+              </w:rPr>
+            </m:ctrlPr>
+          </m:sSubSupPr>
+          <m:e>
+            <m:r>
+              <w:rPr>
+                <w:rFonts w:ascii="Cambria Math" w:hAnsi="Cambria Math"/>
+              </w:rPr>
+              <m:t>χ</m:t>
+            </m:r>
+          </m:e>
+          <m:sub>
+            <m:d>
+              <m:dPr>
+                <m:ctrlPr>
+                  <w:rPr>
+                    <w:rFonts w:ascii="Cambria Math" w:hAnsi="Cambria Math"/>
+                    <w:i/>
+                  </w:rPr>
+                </m:ctrlPr>
+              </m:dPr>
+              <m:e>
+                <m:r>
+                  <w:rPr>
+                    <w:rFonts w:ascii="Cambria Math" w:hAnsi="Cambria Math"/>
+                  </w:rPr>
+                  <m:t>1</m:t>
+                </m:r>
+              </m:e>
+            </m:d>
+            <m:r>
+              <w:rPr>
+                <w:rFonts w:ascii="Cambria Math" w:hAnsi="Cambria Math"/>
+              </w:rPr>
+              <m:t>,0.95</m:t>
+            </m:r>
+          </m:sub>
+          <m:sup>
+            <m:r>
+              <w:rPr>
+                <w:rFonts w:ascii="Cambria Math" w:hAnsi="Cambria Math"/>
+              </w:rPr>
+              <m:t>2</m:t>
+            </m:r>
+          </m:sup>
+        </m:sSubSup>
+        <m:r>
+          <w:rPr>
+            <w:rFonts w:ascii="Cambria Math" w:hAnsi="Cambria Math"/>
+          </w:rPr>
+          <m:t>=3.84</m:t>
+        </m:r>
+      </m:oMath>
+      <w:r>
+        <w:rPr>
+          <w:rFonts w:hint="eastAsia"/>
+        </w:rPr>
+        <w:t>.</w:t>
+      </w:r>
+      <w:r>
+        <w:rPr>
+          <w:rFonts w:hint="eastAsia"/>
+        </w:rPr>
+        <w:t xml:space="preserve"> </w:t>
+      </w:r>
+    </w:p>
+    <w:p>
+      <w:pPr>
+        <w:spacing w:line="360" w:lineRule="auto"/>
+      </w:pPr>
+      <w:r>
+        <w:rPr>
+          <w:rFonts w:hint="eastAsia"/>
+        </w:rPr>
+        <w:t>Since the Wald test and likelihood-ratio test are both significant, it implies the effect of weight is significant.</w:t>
+      </w:r>
+    </w:p>
+    <w:p>
+      <w:pPr>
+        <w:spacing w:line="360" w:lineRule="auto"/>
+        <w:rPr>
+          <w:b/>
+          <w:bCs/>
+        </w:rPr>
+      </w:pPr>
+      <w:r>
+        <w:rPr>
+          <w:rFonts w:hint="eastAsia"/>
+          <w:b/>
+          <w:bCs/>
+        </w:rPr>
+        <w:t>3.15</w:t>
+      </w:r>
+    </w:p>
+    <w:p>
+      <w:pPr>
+        <w:spacing w:line="360" w:lineRule="auto"/>
+      </w:pPr>
+      <w:r>
+        <w:rPr>
+          <w:rFonts w:hint="eastAsia"/>
+        </w:rPr>
+        <w:t>(a) True</w:t>
+      </w:r>
+      <w:r>
+        <w:rPr>
+          <w:rFonts w:hint="eastAsia"/>
+        </w:rPr>
+        <w:t>.</w:t>
+      </w:r>
+      <w:r>
+        <w:rPr>
+          <w:rFonts w:hint="eastAsia"/>
+        </w:rPr>
+        <w:t xml:space="preserve"> (b) </w:t>
       </w:r>
       <w:r>
         <w:rPr>

--- a/Categorical data analysis/homework solution/Chapter 3.docx
+++ b/Categorical data analysis/homework solution/Chapter 3.docx
@@ -2550,19 +2550,7 @@
           <w:rPr>
             <w:rFonts w:ascii="Cambria Math" w:hAnsi="Cambria Math"/>
           </w:rPr>
-          <m:t>=27.857-16.268=11.</m:t>
-        </m:r>
-        <m:r>
-          <w:rPr>
-            <w:rFonts w:ascii="Cambria Math" w:hAnsi="Cambria Math"/>
-          </w:rPr>
-          <m:t>5</m:t>
-        </m:r>
-        <m:r>
-          <w:rPr>
-            <w:rFonts w:ascii="Cambria Math" w:hAnsi="Cambria Math"/>
-          </w:rPr>
-          <m:t>89&gt;</m:t>
+          <m:t>=27.857-16.268=11.589&gt;</m:t>
         </m:r>
         <m:sSubSup>
           <m:sSubSupPr>
@@ -2982,25 +2970,7 @@
               <w:rPr>
                 <w:rFonts w:ascii="Cambria Math" w:hAnsi="Cambria Math"/>
               </w:rPr>
-              <m:t>0.</m:t>
-            </m:r>
-            <m:r>
-              <w:rPr>
-                <w:rFonts w:ascii="Cambria Math" w:hAnsi="Cambria Math"/>
-              </w:rPr>
-              <m:t>2469</m:t>
-            </m:r>
-            <m:r>
-              <w:rPr>
-                <w:rFonts w:ascii="Cambria Math" w:hAnsi="Cambria Math"/>
-              </w:rPr>
-              <m:t>, 0.</m:t>
-            </m:r>
-            <m:r>
-              <w:rPr>
-                <w:rFonts w:ascii="Cambria Math" w:hAnsi="Cambria Math"/>
-              </w:rPr>
-              <m:t>9401</m:t>
+              <m:t>0.2469, 0.9401</m:t>
             </m:r>
           </m:e>
         </m:d>
@@ -3086,31 +3056,7 @@
           <w:rPr>
             <w:rFonts w:ascii="Cambria Math" w:hAnsi="Cambria Math"/>
           </w:rPr>
-          <m:t>=(1.</m:t>
-        </m:r>
-        <m:r>
-          <w:rPr>
-            <w:rFonts w:ascii="Cambria Math" w:hAnsi="Cambria Math"/>
-          </w:rPr>
-          <m:t>28</m:t>
-        </m:r>
-        <m:r>
-          <w:rPr>
-            <w:rFonts w:ascii="Cambria Math" w:hAnsi="Cambria Math"/>
-          </w:rPr>
-          <m:t>,  2.</m:t>
-        </m:r>
-        <m:r>
-          <w:rPr>
-            <w:rFonts w:ascii="Cambria Math" w:hAnsi="Cambria Math"/>
-          </w:rPr>
-          <m:t>56</m:t>
-        </m:r>
-        <m:r>
-          <w:rPr>
-            <w:rFonts w:ascii="Cambria Math" w:hAnsi="Cambria Math"/>
-          </w:rPr>
-          <m:t>)</m:t>
+          <m:t>=(1.28,  2.56)</m:t>
         </m:r>
       </m:oMath>
       <w:r>
@@ -3181,19 +3127,7 @@
           <w:rPr>
             <w:rFonts w:ascii="Cambria Math" w:hAnsi="Cambria Math"/>
           </w:rPr>
-          <m:t>=-0.428+0.589</m:t>
-        </m:r>
-        <m:r>
-          <w:rPr>
-            <w:rFonts w:ascii="Cambria Math" w:hAnsi="Cambria Math"/>
-          </w:rPr>
-          <m:t>3</m:t>
-        </m:r>
-        <m:r>
-          <w:rPr>
-            <w:rFonts w:ascii="Cambria Math" w:hAnsi="Cambria Math"/>
-          </w:rPr>
-          <m:t>x</m:t>
+          <m:t>=-0.428+0.5893x</m:t>
         </m:r>
       </m:oMath>
       <w:r>
@@ -3262,13 +3196,7 @@
           <w:rPr>
             <w:rFonts w:ascii="Cambria Math" w:hAnsi="Cambria Math"/>
           </w:rPr>
-          <m:t>=0.589</m:t>
-        </m:r>
-        <m:r>
-          <w:rPr>
-            <w:rFonts w:ascii="Cambria Math" w:hAnsi="Cambria Math"/>
-          </w:rPr>
-          <m:t>3</m:t>
+          <m:t>=0.5893</m:t>
         </m:r>
       </m:oMath>
       <w:r>
@@ -3301,6 +3229,12 @@
                 <w:rFonts w:ascii="Cambria Math" w:hAnsi="Cambria Math"/>
               </w:rPr>
               <m:t>0.589</m:t>
+            </m:r>
+            <m:r>
+              <w:rPr>
+                <w:rFonts w:ascii="Cambria Math" w:hAnsi="Cambria Math" w:hint="eastAsia"/>
+              </w:rPr>
+              <m:t>3</m:t>
             </m:r>
           </m:sup>
         </m:sSup>
@@ -3416,19 +3350,7 @@
           <w:rPr>
             <w:rFonts w:ascii="Cambria Math" w:hAnsi="Cambria Math"/>
           </w:rPr>
-          <m:t>=0.589</m:t>
-        </m:r>
-        <m:r>
-          <w:rPr>
-            <w:rFonts w:ascii="Cambria Math" w:hAnsi="Cambria Math"/>
-          </w:rPr>
-          <m:t>3</m:t>
-        </m:r>
-        <m:r>
-          <w:rPr>
-            <w:rFonts w:ascii="Cambria Math" w:hAnsi="Cambria Math"/>
-          </w:rPr>
-          <m:t>±1.96</m:t>
+          <m:t>=0.5893±1.96</m:t>
         </m:r>
         <m:d>
           <m:dPr>
@@ -3452,31 +3374,7 @@
           <w:rPr>
             <w:rFonts w:ascii="Cambria Math" w:hAnsi="Cambria Math"/>
           </w:rPr>
-          <m:t>=(0.461</m:t>
-        </m:r>
-        <m:r>
-          <w:rPr>
-            <w:rFonts w:ascii="Cambria Math" w:hAnsi="Cambria Math"/>
-          </w:rPr>
-          <m:t>9</m:t>
-        </m:r>
-        <m:r>
-          <w:rPr>
-            <w:rFonts w:ascii="Cambria Math" w:hAnsi="Cambria Math"/>
-          </w:rPr>
-          <m:t>,  0.716</m:t>
-        </m:r>
-        <m:r>
-          <w:rPr>
-            <w:rFonts w:ascii="Cambria Math" w:hAnsi="Cambria Math"/>
-          </w:rPr>
-          <m:t>7</m:t>
-        </m:r>
-        <m:r>
-          <w:rPr>
-            <w:rFonts w:ascii="Cambria Math" w:hAnsi="Cambria Math"/>
-          </w:rPr>
-          <m:t>)</m:t>
+          <m:t>=(0.4619,  0.7167)</m:t>
         </m:r>
       </m:oMath>
       <w:r>
@@ -3527,13 +3425,7 @@
                   <w:rPr>
                     <w:rFonts w:ascii="Cambria Math" w:hAnsi="Cambria Math"/>
                   </w:rPr>
-                  <m:t>0.461</m:t>
-                </m:r>
-                <m:r>
-                  <w:rPr>
-                    <w:rFonts w:ascii="Cambria Math" w:hAnsi="Cambria Math"/>
-                  </w:rPr>
-                  <m:t>9</m:t>
+                  <m:t>0.4619</m:t>
                 </m:r>
               </m:sup>
             </m:sSup>
@@ -3565,13 +3457,7 @@
                   <w:rPr>
                     <w:rFonts w:ascii="Cambria Math" w:hAnsi="Cambria Math"/>
                   </w:rPr>
-                  <m:t>0.716</m:t>
-                </m:r>
-                <m:r>
-                  <w:rPr>
-                    <w:rFonts w:ascii="Cambria Math" w:hAnsi="Cambria Math"/>
-                  </w:rPr>
-                  <m:t>7</m:t>
+                  <m:t>0.7167</m:t>
                 </m:r>
               </m:sup>
             </m:sSup>
@@ -3581,19 +3467,7 @@
           <w:rPr>
             <w:rFonts w:ascii="Cambria Math" w:hAnsi="Cambria Math"/>
           </w:rPr>
-          <m:t>=(1.587,  2.04</m:t>
-        </m:r>
-        <m:r>
-          <w:rPr>
-            <w:rFonts w:ascii="Cambria Math" w:hAnsi="Cambria Math"/>
-          </w:rPr>
-          <m:t>8</m:t>
-        </m:r>
-        <m:r>
-          <w:rPr>
-            <w:rFonts w:ascii="Cambria Math" w:hAnsi="Cambria Math"/>
-          </w:rPr>
-          <m:t>)</m:t>
+          <m:t>=(1.587,  2.048)</m:t>
         </m:r>
       </m:oMath>
       <w:r>
@@ -3612,21 +3486,12 @@
     <w:p>
       <w:pPr>
         <w:spacing w:line="360" w:lineRule="auto"/>
-        <w:rPr>
-          <w:rFonts w:hint="eastAsia"/>
-        </w:rPr>
       </w:pPr>
       <w:r>
         <w:rPr>
           <w:rFonts w:hint="eastAsia"/>
         </w:rPr>
-        <w:t xml:space="preserve">The profile likelihood 95% CI </w:t>
-      </w:r>
-      <w:r>
-        <w:rPr>
-          <w:rFonts w:hint="eastAsia"/>
-        </w:rPr>
-        <w:t xml:space="preserve">for </w:t>
+        <w:t xml:space="preserve">The profile likelihood 95% CI for </w:t>
       </w:r>
       <m:oMath>
         <m:r>
@@ -3726,13 +3591,7 @@
                   <w:rPr>
                     <w:rFonts w:ascii="Cambria Math" w:hAnsi="Cambria Math"/>
                   </w:rPr>
-                  <m:t>0.</m:t>
-                </m:r>
-                <m:r>
-                  <w:rPr>
-                    <w:rFonts w:ascii="Cambria Math" w:hAnsi="Cambria Math"/>
-                  </w:rPr>
-                  <m:t>4597</m:t>
+                  <m:t>0.4597</m:t>
                 </m:r>
               </m:sup>
             </m:sSup>
@@ -3764,13 +3623,7 @@
                   <w:rPr>
                     <w:rFonts w:ascii="Cambria Math" w:hAnsi="Cambria Math"/>
                   </w:rPr>
-                  <m:t>0.71</m:t>
-                </m:r>
-                <m:r>
-                  <w:rPr>
-                    <w:rFonts w:ascii="Cambria Math" w:hAnsi="Cambria Math"/>
-                  </w:rPr>
-                  <m:t>45</m:t>
+                  <m:t>0.7145</m:t>
                 </m:r>
               </m:sup>
             </m:sSup>
@@ -3780,31 +3633,7 @@
           <w:rPr>
             <w:rFonts w:ascii="Cambria Math" w:hAnsi="Cambria Math"/>
           </w:rPr>
-          <m:t>=(1.58</m:t>
-        </m:r>
-        <m:r>
-          <w:rPr>
-            <w:rFonts w:ascii="Cambria Math" w:hAnsi="Cambria Math"/>
-          </w:rPr>
-          <m:t>4</m:t>
-        </m:r>
-        <m:r>
-          <w:rPr>
-            <w:rFonts w:ascii="Cambria Math" w:hAnsi="Cambria Math"/>
-          </w:rPr>
-          <m:t>,  2.04</m:t>
-        </m:r>
-        <m:r>
-          <w:rPr>
-            <w:rFonts w:ascii="Cambria Math" w:hAnsi="Cambria Math"/>
-          </w:rPr>
-          <m:t>3</m:t>
-        </m:r>
-        <m:r>
-          <w:rPr>
-            <w:rFonts w:ascii="Cambria Math" w:hAnsi="Cambria Math"/>
-          </w:rPr>
-          <m:t>)</m:t>
+          <m:t>=(1.584,  2.043)</m:t>
         </m:r>
       </m:oMath>
       <w:r>
